--- a/interview_sample_output.docx
+++ b/interview_sample_output.docx
@@ -2,7 +2,7 @@
 <file path=word/document.xml><?xml version="1.0" encoding="utf-8"?>
 <w:document xmlns:w="http://schemas.openxmlformats.org/wordprocessingml/2006/main" xmlns:m="http://schemas.openxmlformats.org/officeDocument/2006/math" xmlns:r="http://schemas.openxmlformats.org/officeDocument/2006/relationships" xmlns:o="urn:schemas-microsoft-com:office:office" xmlns:v="urn:schemas-microsoft-com:vml" xmlns:w10="urn:schemas-microsoft-com:office:word" xmlns:a="http://schemas.openxmlformats.org/drawingml/2006/main" xmlns:pic="http://schemas.openxmlformats.org/drawingml/2006/picture" xmlns:wp="http://schemas.openxmlformats.org/drawingml/2006/wordprocessingDrawing">
   <w:body>
-    <w:bookmarkStart w:id="33" w:name="X50300717c4568a82d7549113d31cca658f86ce1"/>
+    <w:bookmarkStart w:id="34" w:name="X50300717c4568a82d7549113d31cca658f86ce1"/>
     <w:p>
       <w:pPr>
         <w:pStyle w:val="Heading1"/>
@@ -49,7 +49,7 @@
           <w:iCs/>
           <w:i/>
         </w:rPr>
-        <w:t xml:space="preserve">is run — Hiring Manager Interview mode. Same fictional candidate as the Resume Tailoring sample (Sarah Chen), now interviewing for a Director-level role. Company name is a placeholder; in a live run, the Company &amp; Role Snapshot section below would contain real, current research rather than the illustrative placeholder text shown here.</w:t>
+        <w:t xml:space="preserve">is run — Hiring Manager Interview mode, with 2 of the 3 optional STAR Stories filled in. Same fictional candidate as the Resume Tailoring sample (Sarah Chen), now interviewing for a Director-level role. Company name is a placeholder; in a live run, the Company &amp; Role Snapshot section below would contain real, current research rather than the illustrative placeholder text shown here.</w:t>
       </w:r>
     </w:p>
     <w:p>
@@ -147,7 +147,7 @@
         <w:t xml:space="preserve"> </w:t>
       </w:r>
       <w:r>
-        <w:t xml:space="preserve">renewal ownership experience, forecast discipline, executive-level relationship building</w:t>
+        <w:t xml:space="preserve">enterprise portfolio scale (30 accounts / $4.2M new ARR), de facto renewal ownership on top 5 accounts, executive-level relationship building</w:t>
       </w:r>
     </w:p>
     <w:p>
@@ -253,7 +253,7 @@
         <w:t xml:space="preserve"> </w:t>
       </w:r>
       <w:r>
-        <w:t xml:space="preserve">- Enterprise account ownership at meaningful scale (30 accounts) — this role’s $40M renewal book is a scale-up of exactly what you already do.</w:t>
+        <w:t xml:space="preserve">- Enterprise account ownership at meaningful scale (30 accounts, $4.2M new ARR closed in 2025) — this role’s $40M renewal book is a scale-up of exactly what you already do.</w:t>
       </w:r>
       <w:r>
         <w:t xml:space="preserve"> </w:t>
@@ -271,7 +271,7 @@
         <w:t xml:space="preserve"> </w:t>
       </w:r>
       <w:r>
-        <w:t xml:space="preserve">- Forecast discipline (94% accuracy, 8 consecutive quarters) — directly relevant to owning a $40M book with real forecasting accountability.</w:t>
+        <w:t xml:space="preserve">- A prior track record of building something from zero (territory growth from $0 to $1.8M ARR over 3 years) — relevant evidence of ramp speed if any part of this book turns out to be underdeveloped.</w:t>
       </w:r>
     </w:p>
     <w:p>
@@ -305,7 +305,7 @@
         <w:t xml:space="preserve"> </w:t>
       </w:r>
       <w:r>
-        <w:t xml:space="preserve">This role leads a team of 5 CSMs. Nothing in your resume shows formal management experience — the interviewer will likely ask directly how you’d approach leading a team for the first time. This is a genuine gap, not a wording issue, and shouldn’t be softened into a non-gap.</w:t>
+        <w:t xml:space="preserve">This role leads a team of 5 CSMs. Your resume shows you trained 4 new hires on discovery and objection handling, but that’s peer-level coaching, not formal management authority — the interviewer will likely ask directly how you’d approach leading a team for the first time. This is a genuine gap, not a wording issue, and shouldn’t be softened into a non-gap.</w:t>
       </w:r>
       <w:r>
         <w:t xml:space="preserve"> </w:t>
@@ -400,7 +400,7 @@
         <w:pStyle w:val="BodyText"/>
       </w:pPr>
       <w:r>
-        <w:t xml:space="preserve">Keep this brief, honest, and forward-looking: 2–3 sentences, no criticism of your current employer, and a quick pivot back to genuine interest in this specific role. A useful shape to adapt once you have your own real reason in hand: state the reason factually and neutrally, then immediately connect it to why</w:t>
+        <w:t xml:space="preserve">Keep this brief, honest, and forward-looking: 1-2 sentences, no criticism of your current employer, and a quick pivot back to genuine interest in this specific role. A useful shape to adapt once you have your own real reason in hand: state the reason factually and neutrally, then immediately connect it to why</w:t>
       </w:r>
       <w:r>
         <w:t xml:space="preserve"> </w:t>
@@ -482,7 +482,7 @@
         <w:t xml:space="preserve">“</w:t>
       </w:r>
       <w:r>
-        <w:t xml:space="preserve">It’s true I’ve never had the CSM title — but for the past two years, I’ve functionally done the highest-stakes part of this job: I’ve personally owned renewal conversations on my five largest accounts, because the relationship already ran through me. What I haven’t done is manage a team, and I want to be upfront about that — I’d approach the first 90 days by leaning heavily on my CSMs’ existing account knowledge while I build my own management muscle, the same disciplined way I built forecast accuracy from scratch when I moved into enterprise accounts.</w:t>
+        <w:t xml:space="preserve">It’s true I’ve never had the CSM title — but for the past two years, I’ve functionally done the highest-stakes part of this job: I’ve personally owned renewal conversations on my five largest accounts, because the relationship already ran through me. What I haven’t done is manage a team, and I want to be upfront about that — I’d approach the first 90 days by leaning heavily on my CSMs’ existing account knowledge while I build my own management muscle, the same disciplined way I grew a territory from zero to $1.8M by building relationships and processes from scratch.</w:t>
       </w:r>
       <w:r>
         <w:t xml:space="preserve">”</w:t>
@@ -603,13 +603,13 @@
       </w:r>
     </w:p>
     <w:bookmarkEnd w:id="25"/>
-    <w:bookmarkStart w:id="26" w:name="video-call-logistics-checklist"/>
+    <w:bookmarkStart w:id="26" w:name="candidate-swot-analysis"/>
     <w:p>
       <w:pPr>
         <w:pStyle w:val="Heading2"/>
       </w:pPr>
       <w:r>
-        <w:t xml:space="preserve">6. Video Call Logistics Checklist</w:t>
+        <w:t xml:space="preserve">6. Candidate SWOT Analysis</w:t>
       </w:r>
     </w:p>
     <w:p>
@@ -617,43 +617,185 @@
         <w:pStyle w:val="FirstParagraph"/>
       </w:pPr>
       <w:r>
-        <w:t xml:space="preserve">Tied to Microsoft Teams specifically:</w:t>
-      </w:r>
-      <w:r>
-        <w:t xml:space="preserve"> </w:t>
-      </w:r>
-      <w:r>
-        <w:t xml:space="preserve">- Test your Teams audio/video ahead of time — not just a generic mic check, actually open the app and do a real test call.</w:t>
-      </w:r>
-      <w:r>
-        <w:t xml:space="preserve"> </w:t>
-      </w:r>
-      <w:r>
-        <w:t xml:space="preserve">- Check your lighting and background on camera.</w:t>
-      </w:r>
-      <w:r>
-        <w:t xml:space="preserve"> </w:t>
-      </w:r>
-      <w:r>
-        <w:t xml:space="preserve">- Close Slack, email, and any other notification-generating apps before the call starts.</w:t>
-      </w:r>
-      <w:r>
-        <w:t xml:space="preserve"> </w:t>
-      </w:r>
-      <w:r>
-        <w:t xml:space="preserve">- Have a backup dial-in number ready if your calendar invite includes one.</w:t>
-      </w:r>
-      <w:r>
-        <w:t xml:space="preserve"> </w:t>
-      </w:r>
-      <w:r>
-        <w:t xml:space="preserve">- Look at the camera, not the screen, when you’re speaking — it reads as eye contact on the other end.</w:t>
-      </w:r>
-      <w:r>
-        <w:t xml:space="preserve"> </w:t>
-      </w:r>
-      <w:r>
-        <w:t xml:space="preserve">- Keep water nearby.</w:t>
+        <w:rPr>
+          <w:iCs/>
+          <w:i/>
+        </w:rPr>
+        <w:t xml:space="preserve">Built from the Company &amp; Role Snapshot, the Resume-to-JD Gap Map, and the (skipped) Interviewer Research above — not a generic template.</w:t>
+      </w:r>
+    </w:p>
+    <w:p>
+      <w:pPr>
+        <w:pStyle w:val="BodyText"/>
+      </w:pPr>
+      <w:r>
+        <w:rPr>
+          <w:bCs/>
+          <w:b/>
+        </w:rPr>
+        <w:t xml:space="preserve">Strengths</w:t>
+      </w:r>
+      <w:r>
+        <w:t xml:space="preserve"> </w:t>
+      </w:r>
+      <w:r>
+        <w:t xml:space="preserve">- Enterprise portfolio scale (30 accounts, $4.2M new ARR) that’s directly comparable in shape to a $40M renewal book, just at a different point in scale.</w:t>
+      </w:r>
+      <w:r>
+        <w:t xml:space="preserve"> </w:t>
+      </w:r>
+      <w:r>
+        <w:t xml:space="preserve">- De facto renewal ownership on your top 5 accounts for two years — the closest real-world proof point this posting has for</w:t>
+      </w:r>
+      <w:r>
+        <w:t xml:space="preserve"> </w:t>
+      </w:r>
+      <w:r>
+        <w:t xml:space="preserve">“</w:t>
+      </w:r>
+      <w:r>
+        <w:t xml:space="preserve">own a renewal book.</w:t>
+      </w:r>
+      <w:r>
+        <w:t xml:space="preserve">”</w:t>
+      </w:r>
+      <w:r>
+        <w:t xml:space="preserve"> </w:t>
+      </w:r>
+      <w:r>
+        <w:t xml:space="preserve">- Executive-level relationship building (VP/C-level) — matches the seniority this role’s stakeholder base requires.</w:t>
+      </w:r>
+    </w:p>
+    <w:p>
+      <w:pPr>
+        <w:pStyle w:val="BodyText"/>
+      </w:pPr>
+      <w:r>
+        <w:rPr>
+          <w:bCs/>
+          <w:b/>
+        </w:rPr>
+        <w:t xml:space="preserve">Weaknesses</w:t>
+      </w:r>
+      <w:r>
+        <w:t xml:space="preserve"> </w:t>
+      </w:r>
+      <w:r>
+        <w:t xml:space="preserve">- No formal people-management experience — the role leads a team of 5, and nothing in your resume shows direct-report authority.</w:t>
+      </w:r>
+      <w:r>
+        <w:t xml:space="preserve"> </w:t>
+      </w:r>
+      <w:r>
+        <w:t xml:space="preserve">- Zero healthcare or regulated-industry exposure, which the posting names as a preference.</w:t>
+      </w:r>
+    </w:p>
+    <w:p>
+      <w:pPr>
+        <w:pStyle w:val="BodyText"/>
+      </w:pPr>
+      <w:r>
+        <w:rPr>
+          <w:iCs/>
+          <w:i/>
+        </w:rPr>
+        <w:t xml:space="preserve">How to address each if it comes up:</w:t>
+      </w:r>
+      <w:r>
+        <w:t xml:space="preserve"> </w:t>
+      </w:r>
+      <w:r>
+        <w:t xml:space="preserve">-</w:t>
+      </w:r>
+      <w:r>
+        <w:t xml:space="preserve"> </w:t>
+      </w:r>
+      <w:r>
+        <w:rPr>
+          <w:bCs/>
+          <w:b/>
+        </w:rPr>
+        <w:t xml:space="preserve">People leadership:</w:t>
+      </w:r>
+      <w:r>
+        <w:t xml:space="preserve"> </w:t>
+      </w:r>
+      <w:r>
+        <w:t xml:space="preserve">lean on the same disciplined, from-scratch approach that took a territory from $0 to $1.8M ARR — name that you’d apply the same rigor to building trust and process with a new team, while being upfront that the people-management rep itself is new.</w:t>
+      </w:r>
+      <w:r>
+        <w:t xml:space="preserve"> </w:t>
+      </w:r>
+      <w:r>
+        <w:t xml:space="preserve">-</w:t>
+      </w:r>
+      <w:r>
+        <w:t xml:space="preserve"> </w:t>
+      </w:r>
+      <w:r>
+        <w:rPr>
+          <w:bCs/>
+          <w:b/>
+        </w:rPr>
+        <w:t xml:space="preserve">Healthcare exposure:</w:t>
+      </w:r>
+      <w:r>
+        <w:t xml:space="preserve"> </w:t>
+      </w:r>
+      <w:r>
+        <w:t xml:space="preserve">name it plainly as a real gap, then point to two years operating in another regulated, relationship-heavy environment (financial services accounts) as the closest transferable evidence you actually have — not a substitute, but a real starting point.</w:t>
+      </w:r>
+    </w:p>
+    <w:p>
+      <w:pPr>
+        <w:pStyle w:val="BodyText"/>
+      </w:pPr>
+      <w:r>
+        <w:rPr>
+          <w:bCs/>
+          <w:b/>
+        </w:rPr>
+        <w:t xml:space="preserve">Opportunities</w:t>
+      </w:r>
+      <w:r>
+        <w:t xml:space="preserve"> </w:t>
+      </w:r>
+      <w:r>
+        <w:t xml:space="preserve">-</w:t>
+      </w:r>
+      <w:r>
+        <w:t xml:space="preserve"> </w:t>
+      </w:r>
+      <w:r>
+        <w:rPr>
+          <w:iCs/>
+          <w:i/>
+        </w:rPr>
+        <w:t xml:space="preserve">Normally grounded in the company’s actual current situation (recent news, funding, leadership moves, stated priorities) from the Company &amp; Role Snapshot above — since that section is a placeholder for this fictional company, no specific opportunity is presented here rather than inventing one.</w:t>
+      </w:r>
+    </w:p>
+    <w:p>
+      <w:pPr>
+        <w:pStyle w:val="BodyText"/>
+      </w:pPr>
+      <w:r>
+        <w:rPr>
+          <w:bCs/>
+          <w:b/>
+        </w:rPr>
+        <w:t xml:space="preserve">Threats</w:t>
+      </w:r>
+      <w:r>
+        <w:t xml:space="preserve"> </w:t>
+      </w:r>
+      <w:r>
+        <w:t xml:space="preserve">- The JD explicitly names healthcare/regulated-industry experience as preferred — you don’t have it, and a competing candidate plausibly does.</w:t>
+      </w:r>
+      <w:r>
+        <w:t xml:space="preserve"> </w:t>
+      </w:r>
+      <w:r>
+        <w:t xml:space="preserve">- People leadership is stated as a core requirement of the role (leading a team of 5), not just a preference — this is likely the single hardest gap to talk your way around, not just soften.</w:t>
       </w:r>
     </w:p>
     <w:p>
@@ -664,13 +806,13 @@
       </w:r>
     </w:p>
     <w:bookmarkEnd w:id="26"/>
-    <w:bookmarkStart w:id="27" w:name="time-boxing-for-a-60-minute-call"/>
+    <w:bookmarkStart w:id="27" w:name="video-call-logistics-checklist"/>
     <w:p>
       <w:pPr>
         <w:pStyle w:val="Heading2"/>
       </w:pPr>
       <w:r>
-        <w:t xml:space="preserve">7. Time-Boxing for a 60-Minute Call</w:t>
+        <w:t xml:space="preserve">7. Video Call Logistics Checklist</w:t>
       </w:r>
     </w:p>
     <w:p>
@@ -678,103 +820,43 @@
         <w:pStyle w:val="FirstParagraph"/>
       </w:pPr>
       <w:r>
-        <w:t xml:space="preserve">A realistic cadence for 60 minutes:</w:t>
-      </w:r>
-      <w:r>
-        <w:t xml:space="preserve"> </w:t>
-      </w:r>
-      <w:r>
-        <w:t xml:space="preserve">-</w:t>
-      </w:r>
-      <w:r>
-        <w:t xml:space="preserve"> </w:t>
-      </w:r>
-      <w:r>
-        <w:rPr>
-          <w:bCs/>
-          <w:b/>
-        </w:rPr>
-        <w:t xml:space="preserve">0–5 min:</w:t>
-      </w:r>
-      <w:r>
-        <w:t xml:space="preserve"> </w:t>
-      </w:r>
-      <w:r>
-        <w:t xml:space="preserve">Rapport and introductions.</w:t>
-      </w:r>
-      <w:r>
-        <w:t xml:space="preserve"> </w:t>
-      </w:r>
-      <w:r>
-        <w:t xml:space="preserve">-</w:t>
-      </w:r>
-      <w:r>
-        <w:t xml:space="preserve"> </w:t>
-      </w:r>
-      <w:r>
-        <w:rPr>
-          <w:bCs/>
-          <w:b/>
-        </w:rPr>
-        <w:t xml:space="preserve">5–45 min:</w:t>
-      </w:r>
-      <w:r>
-        <w:t xml:space="preserve"> </w:t>
-      </w:r>
-      <w:r>
-        <w:t xml:space="preserve">Their questions — the bulk of the call.</w:t>
-      </w:r>
-      <w:r>
-        <w:t xml:space="preserve"> </w:t>
-      </w:r>
-      <w:r>
-        <w:t xml:space="preserve">-</w:t>
-      </w:r>
-      <w:r>
-        <w:t xml:space="preserve"> </w:t>
-      </w:r>
-      <w:r>
-        <w:rPr>
-          <w:bCs/>
-          <w:b/>
-        </w:rPr>
-        <w:t xml:space="preserve">45–55 min:</w:t>
-      </w:r>
-      <w:r>
-        <w:t xml:space="preserve"> </w:t>
-      </w:r>
-      <w:r>
-        <w:t xml:space="preserve">Your questions (Section 10 below).</w:t>
-      </w:r>
-      <w:r>
-        <w:t xml:space="preserve"> </w:t>
-      </w:r>
-      <w:r>
-        <w:t xml:space="preserve">-</w:t>
-      </w:r>
-      <w:r>
-        <w:t xml:space="preserve"> </w:t>
-      </w:r>
-      <w:r>
-        <w:rPr>
-          <w:bCs/>
-          <w:b/>
-        </w:rPr>
-        <w:t xml:space="preserve">55–60 min:</w:t>
-      </w:r>
-      <w:r>
-        <w:t xml:space="preserve"> </w:t>
-      </w:r>
-      <w:r>
-        <w:t xml:space="preserve">Wrap-up and next steps.</w:t>
-      </w:r>
-    </w:p>
-    <w:p>
-      <w:pPr>
-        <w:pStyle w:val="BodyText"/>
-      </w:pPr>
-      <w:r>
-        <w:t xml:space="preserve">Keep individual answers to 90 seconds–2 minutes unless you’re explicitly asked to go deeper — one long answer can eat a meaningful chunk of a 60-minute call.</w:t>
+        <w:t xml:space="preserve">Tied to Microsoft Teams specifically:</w:t>
+      </w:r>
+      <w:r>
+        <w:t xml:space="preserve"> </w:t>
+      </w:r>
+      <w:r>
+        <w:t xml:space="preserve">- Test your Teams audio/video ahead of time — not just a generic mic check, actually open the app and do a real test call.</w:t>
+      </w:r>
+      <w:r>
+        <w:t xml:space="preserve"> </w:t>
+      </w:r>
+      <w:r>
+        <w:t xml:space="preserve">- Check your lighting and background on camera.</w:t>
+      </w:r>
+      <w:r>
+        <w:t xml:space="preserve"> </w:t>
+      </w:r>
+      <w:r>
+        <w:t xml:space="preserve">- Close Slack, email, and any other notification-generating apps before the call starts.</w:t>
+      </w:r>
+      <w:r>
+        <w:t xml:space="preserve"> </w:t>
+      </w:r>
+      <w:r>
+        <w:t xml:space="preserve">- Have a backup dial-in number ready if your calendar invite includes one.</w:t>
+      </w:r>
+      <w:r>
+        <w:t xml:space="preserve"> </w:t>
+      </w:r>
+      <w:r>
+        <w:t xml:space="preserve">- Look at the camera, not the screen, when you’re speaking — it reads as eye contact on the other end.</w:t>
+      </w:r>
+      <w:r>
+        <w:t xml:space="preserve"> </w:t>
+      </w:r>
+      <w:r>
+        <w:t xml:space="preserve">- Keep water nearby.</w:t>
       </w:r>
     </w:p>
     <w:p>
@@ -785,13 +867,134 @@
       </w:r>
     </w:p>
     <w:bookmarkEnd w:id="27"/>
-    <w:bookmarkStart w:id="28" w:name="my-top-34-stories"/>
+    <w:bookmarkStart w:id="28" w:name="time-boxing-for-a-60-minute-call"/>
     <w:p>
       <w:pPr>
         <w:pStyle w:val="Heading2"/>
       </w:pPr>
       <w:r>
-        <w:t xml:space="preserve">8. My Top 3–4 Stories</w:t>
+        <w:t xml:space="preserve">8. Time-Boxing for a 60-Minute Call</w:t>
+      </w:r>
+    </w:p>
+    <w:p>
+      <w:pPr>
+        <w:pStyle w:val="FirstParagraph"/>
+      </w:pPr>
+      <w:r>
+        <w:t xml:space="preserve">A realistic cadence for 60 minutes:</w:t>
+      </w:r>
+      <w:r>
+        <w:t xml:space="preserve"> </w:t>
+      </w:r>
+      <w:r>
+        <w:t xml:space="preserve">-</w:t>
+      </w:r>
+      <w:r>
+        <w:t xml:space="preserve"> </w:t>
+      </w:r>
+      <w:r>
+        <w:rPr>
+          <w:bCs/>
+          <w:b/>
+        </w:rPr>
+        <w:t xml:space="preserve">0–5 min:</w:t>
+      </w:r>
+      <w:r>
+        <w:t xml:space="preserve"> </w:t>
+      </w:r>
+      <w:r>
+        <w:t xml:space="preserve">Rapport and introductions.</w:t>
+      </w:r>
+      <w:r>
+        <w:t xml:space="preserve"> </w:t>
+      </w:r>
+      <w:r>
+        <w:t xml:space="preserve">-</w:t>
+      </w:r>
+      <w:r>
+        <w:t xml:space="preserve"> </w:t>
+      </w:r>
+      <w:r>
+        <w:rPr>
+          <w:bCs/>
+          <w:b/>
+        </w:rPr>
+        <w:t xml:space="preserve">5–45 min:</w:t>
+      </w:r>
+      <w:r>
+        <w:t xml:space="preserve"> </w:t>
+      </w:r>
+      <w:r>
+        <w:t xml:space="preserve">Their questions — the bulk of the call.</w:t>
+      </w:r>
+      <w:r>
+        <w:t xml:space="preserve"> </w:t>
+      </w:r>
+      <w:r>
+        <w:t xml:space="preserve">-</w:t>
+      </w:r>
+      <w:r>
+        <w:t xml:space="preserve"> </w:t>
+      </w:r>
+      <w:r>
+        <w:rPr>
+          <w:bCs/>
+          <w:b/>
+        </w:rPr>
+        <w:t xml:space="preserve">45–55 min:</w:t>
+      </w:r>
+      <w:r>
+        <w:t xml:space="preserve"> </w:t>
+      </w:r>
+      <w:r>
+        <w:t xml:space="preserve">Your questions (Section 11 below).</w:t>
+      </w:r>
+      <w:r>
+        <w:t xml:space="preserve"> </w:t>
+      </w:r>
+      <w:r>
+        <w:t xml:space="preserve">-</w:t>
+      </w:r>
+      <w:r>
+        <w:t xml:space="preserve"> </w:t>
+      </w:r>
+      <w:r>
+        <w:rPr>
+          <w:bCs/>
+          <w:b/>
+        </w:rPr>
+        <w:t xml:space="preserve">55–60 min:</w:t>
+      </w:r>
+      <w:r>
+        <w:t xml:space="preserve"> </w:t>
+      </w:r>
+      <w:r>
+        <w:t xml:space="preserve">Wrap-up and next steps.</w:t>
+      </w:r>
+    </w:p>
+    <w:p>
+      <w:pPr>
+        <w:pStyle w:val="BodyText"/>
+      </w:pPr>
+      <w:r>
+        <w:t xml:space="preserve">Keep individual answers to 90 seconds–2 minutes unless you’re explicitly asked to go deeper — one long answer can eat a meaningful chunk of a 60-minute call.</w:t>
+      </w:r>
+    </w:p>
+    <w:p>
+      <w:r>
+        <w:pict>
+          <v:rect style="width:0;height:1.5pt" o:hralign="center" o:hrstd="t" o:hr="t"/>
+        </w:pict>
+      </w:r>
+    </w:p>
+    <w:bookmarkEnd w:id="28"/>
+    <w:bookmarkStart w:id="29" w:name="my-top-34-stories"/>
+    <w:p>
+      <w:pPr>
+        <w:pStyle w:val="Heading2"/>
+      </w:pPr>
+      <w:r>
+        <w:t xml:space="preserve">9. My Top 3–4 Stories</w:t>
       </w:r>
     </w:p>
     <w:p>
@@ -803,7 +1006,427 @@
           <w:iCs/>
           <w:i/>
         </w:rPr>
-        <w:t xml:space="preserve">Structure each with STAR (Situation, Task, Action, Result) — these point you to the right resume evidence; they don’t write the story for you, since only you know exactly what happened.</w:t>
+        <w:t xml:space="preserve">You already wrote 2 of these yourself — used here exactly as given, tightened for spoken delivery. A third is pointed to (not written) from your resume to round out coverage, per the usual rule: Claude doesn’t know what actually happened beyond what you tell it.</w:t>
+      </w:r>
+    </w:p>
+    <w:p>
+      <w:pPr>
+        <w:pStyle w:val="BodyText"/>
+      </w:pPr>
+      <w:r>
+        <w:rPr>
+          <w:bCs/>
+          <w:b/>
+        </w:rPr>
+        <w:t xml:space="preserve">Story 1 — the renewal save (yours, as written)</w:t>
+      </w:r>
+      <w:r>
+        <w:t xml:space="preserve"> </w:t>
+      </w:r>
+      <w:r>
+        <w:t xml:space="preserve">-</w:t>
+      </w:r>
+      <w:r>
+        <w:t xml:space="preserve"> </w:t>
+      </w:r>
+      <w:r>
+        <w:rPr>
+          <w:bCs/>
+          <w:b/>
+        </w:rPr>
+        <w:t xml:space="preserve">Situation:</w:t>
+      </w:r>
+      <w:r>
+        <w:t xml:space="preserve"> </w:t>
+      </w:r>
+      <w:r>
+        <w:t xml:space="preserve">One of your top 5 enterprise accounts had its champion resign abruptly about 10 weeks before a $650K renewal date, with no successor identified on their side.</w:t>
+      </w:r>
+      <w:r>
+        <w:t xml:space="preserve"> </w:t>
+      </w:r>
+      <w:r>
+        <w:t xml:space="preserve">-</w:t>
+      </w:r>
+      <w:r>
+        <w:t xml:space="preserve"> </w:t>
+      </w:r>
+      <w:r>
+        <w:rPr>
+          <w:bCs/>
+          <w:b/>
+        </w:rPr>
+        <w:t xml:space="preserve">Task:</w:t>
+      </w:r>
+      <w:r>
+        <w:t xml:space="preserve"> </w:t>
+      </w:r>
+      <w:r>
+        <w:t xml:space="preserve">As the person who already owned that relationship day-to-day — despite having no official CSM title — you needed to rebuild the case for renewal with a brand-new decision-maker before the contract lapsed.</w:t>
+      </w:r>
+      <w:r>
+        <w:t xml:space="preserve"> </w:t>
+      </w:r>
+      <w:r>
+        <w:t xml:space="preserve">-</w:t>
+      </w:r>
+      <w:r>
+        <w:t xml:space="preserve"> </w:t>
+      </w:r>
+      <w:r>
+        <w:rPr>
+          <w:bCs/>
+          <w:b/>
+        </w:rPr>
+        <w:t xml:space="preserve">Action:</w:t>
+      </w:r>
+      <w:r>
+        <w:t xml:space="preserve"> </w:t>
+      </w:r>
+      <w:r>
+        <w:t xml:space="preserve">You mapped out everyone else on the account who’d touched the product, set up intro calls with two stakeholders you already knew from prior QBRs, and put together a short value-recap deck showing adoption and ROI specific to their team.</w:t>
+      </w:r>
+      <w:r>
+        <w:t xml:space="preserve"> </w:t>
+      </w:r>
+      <w:r>
+        <w:t xml:space="preserve">-</w:t>
+      </w:r>
+      <w:r>
+        <w:t xml:space="preserve"> </w:t>
+      </w:r>
+      <w:r>
+        <w:rPr>
+          <w:bCs/>
+          <w:b/>
+        </w:rPr>
+        <w:t xml:space="preserve">Result:</w:t>
+      </w:r>
+      <w:r>
+        <w:t xml:space="preserve"> </w:t>
+      </w:r>
+      <w:r>
+        <w:t xml:space="preserve">The renewal closed on time at the full $650K with no discount, and the new primary contact became someone you could point to as a reference in later deals.</w:t>
+      </w:r>
+      <w:r>
+        <w:t xml:space="preserve"> </w:t>
+      </w:r>
+      <w:r>
+        <w:t xml:space="preserve">-</w:t>
+      </w:r>
+      <w:r>
+        <w:t xml:space="preserve"> </w:t>
+      </w:r>
+      <w:r>
+        <w:rPr>
+          <w:iCs/>
+          <w:i/>
+        </w:rPr>
+        <w:t xml:space="preserve">Best fit for:</w:t>
+      </w:r>
+      <w:r>
+        <w:t xml:space="preserve"> </w:t>
+      </w:r>
+      <w:r>
+        <w:t xml:space="preserve">the renewal-ownership and gap-probe questions below — it’s your single strongest, most directly relevant story for this role.</w:t>
+      </w:r>
+    </w:p>
+    <w:p>
+      <w:pPr>
+        <w:pStyle w:val="BodyText"/>
+      </w:pPr>
+      <w:r>
+        <w:rPr>
+          <w:bCs/>
+          <w:b/>
+        </w:rPr>
+        <w:t xml:space="preserve">Story 2 — balancing new business and renewal risk (yours, as written)</w:t>
+      </w:r>
+      <w:r>
+        <w:t xml:space="preserve"> </w:t>
+      </w:r>
+      <w:r>
+        <w:t xml:space="preserve">-</w:t>
+      </w:r>
+      <w:r>
+        <w:t xml:space="preserve"> </w:t>
+      </w:r>
+      <w:r>
+        <w:rPr>
+          <w:bCs/>
+          <w:b/>
+        </w:rPr>
+        <w:t xml:space="preserve">Situation:</w:t>
+      </w:r>
+      <w:r>
+        <w:t xml:space="preserve"> </w:t>
+      </w:r>
+      <w:r>
+        <w:t xml:space="preserve">In 2025 you were managing a portfolio of 30 enterprise accounts and needed to hit an aggressive new-ARR target while also protecting the renewal base you were informally responsible for.</w:t>
+      </w:r>
+      <w:r>
+        <w:t xml:space="preserve"> </w:t>
+      </w:r>
+      <w:r>
+        <w:t xml:space="preserve">-</w:t>
+      </w:r>
+      <w:r>
+        <w:t xml:space="preserve"> </w:t>
+      </w:r>
+      <w:r>
+        <w:rPr>
+          <w:bCs/>
+          <w:b/>
+        </w:rPr>
+        <w:t xml:space="preserve">Task:</w:t>
+      </w:r>
+      <w:r>
+        <w:t xml:space="preserve"> </w:t>
+      </w:r>
+      <w:r>
+        <w:t xml:space="preserve">Balance active new-business pursuit with keeping your top 5 renewal relationships healthy, without dropping either.</w:t>
+      </w:r>
+      <w:r>
+        <w:t xml:space="preserve"> </w:t>
+      </w:r>
+      <w:r>
+        <w:t xml:space="preserve">-</w:t>
+      </w:r>
+      <w:r>
+        <w:t xml:space="preserve"> </w:t>
+      </w:r>
+      <w:r>
+        <w:rPr>
+          <w:bCs/>
+          <w:b/>
+        </w:rPr>
+        <w:t xml:space="preserve">Action:</w:t>
+      </w:r>
+      <w:r>
+        <w:t xml:space="preserve"> </w:t>
+      </w:r>
+      <w:r>
+        <w:t xml:space="preserve">You built a simple weekly cadence — new-logo prospecting time blocked separately from renewal check-ins — and used the existing exec relationships on your top accounts to get early signal on renewal risk instead of finding out at the 11th hour.</w:t>
+      </w:r>
+      <w:r>
+        <w:t xml:space="preserve"> </w:t>
+      </w:r>
+      <w:r>
+        <w:t xml:space="preserve">-</w:t>
+      </w:r>
+      <w:r>
+        <w:t xml:space="preserve"> </w:t>
+      </w:r>
+      <w:r>
+        <w:rPr>
+          <w:bCs/>
+          <w:b/>
+        </w:rPr>
+        <w:t xml:space="preserve">Result:</w:t>
+      </w:r>
+      <w:r>
+        <w:t xml:space="preserve"> </w:t>
+      </w:r>
+      <w:r>
+        <w:t xml:space="preserve">You closed $4.2M in new ARR for the year while keeping all 5 top-account renewals on track, with none requiring a late-stage discount to save.</w:t>
+      </w:r>
+      <w:r>
+        <w:t xml:space="preserve"> </w:t>
+      </w:r>
+      <w:r>
+        <w:t xml:space="preserve">-</w:t>
+      </w:r>
+      <w:r>
+        <w:t xml:space="preserve"> </w:t>
+      </w:r>
+      <w:r>
+        <w:rPr>
+          <w:iCs/>
+          <w:i/>
+        </w:rPr>
+        <w:t xml:space="preserve">Best fit for:</w:t>
+      </w:r>
+      <w:r>
+        <w:t xml:space="preserve"> </w:t>
+      </w:r>
+      <w:r>
+        <w:t xml:space="preserve">the</w:t>
+      </w:r>
+      <w:r>
+        <w:t xml:space="preserve"> </w:t>
+      </w:r>
+      <w:r>
+        <w:t xml:space="preserve">“</w:t>
+      </w:r>
+      <w:r>
+        <w:t xml:space="preserve">how would you own a $40M book on day one</w:t>
+      </w:r>
+      <w:r>
+        <w:t xml:space="preserve">”</w:t>
+      </w:r>
+      <w:r>
+        <w:t xml:space="preserve"> </w:t>
+      </w:r>
+      <w:r>
+        <w:t xml:space="preserve">and prioritization-style questions below.</w:t>
+      </w:r>
+    </w:p>
+    <w:p>
+      <w:pPr>
+        <w:pStyle w:val="BodyText"/>
+      </w:pPr>
+      <w:r>
+        <w:rPr>
+          <w:bCs/>
+          <w:b/>
+        </w:rPr>
+        <w:t xml:space="preserve">Story 3 — not yet written, pointed to only</w:t>
+      </w:r>
+      <w:r>
+        <w:t xml:space="preserve"> </w:t>
+      </w:r>
+      <w:r>
+        <w:t xml:space="preserve">- The strongest remaining resume experience for the executive-relationship and cross-functional questions below is your VP/C-level relationship-building bullet. Structure it yourself with STAR (Situation, Task, Action, Result) — pick a specific moment building trust with a senior stakeholder, ideally one that held up under some kind of pressure or complexity. This isn’t written for you here, since only you know exactly what happened.</w:t>
+      </w:r>
+    </w:p>
+    <w:p>
+      <w:r>
+        <w:pict>
+          <v:rect style="width:0;height:1.5pt" o:hralign="center" o:hrstd="t" o:hr="t"/>
+        </w:pict>
+      </w:r>
+    </w:p>
+    <w:bookmarkEnd w:id="29"/>
+    <w:bookmarkStart w:id="30" w:name="likely-questions"/>
+    <w:p>
+      <w:pPr>
+        <w:pStyle w:val="Heading2"/>
+      </w:pPr>
+      <w:r>
+        <w:t xml:space="preserve">10. Likely Questions</w:t>
+      </w:r>
+    </w:p>
+    <w:p>
+      <w:pPr>
+        <w:pStyle w:val="FirstParagraph"/>
+      </w:pPr>
+      <w:r>
+        <w:rPr>
+          <w:bCs/>
+          <w:b/>
+        </w:rPr>
+        <w:t xml:space="preserve">Behavioral:</w:t>
+      </w:r>
+      <w:r>
+        <w:t xml:space="preserve"> </w:t>
+      </w:r>
+      <w:r>
+        <w:t xml:space="preserve">- Tell me about a time you had to manage a difficult renewal conversation.</w:t>
+      </w:r>
+      <w:r>
+        <w:t xml:space="preserve"> </w:t>
+      </w:r>
+      <w:r>
+        <w:t xml:space="preserve">- Describe a situation where you had to build trust with a skeptical executive stakeholder.</w:t>
+      </w:r>
+    </w:p>
+    <w:p>
+      <w:pPr>
+        <w:pStyle w:val="BodyText"/>
+      </w:pPr>
+      <w:r>
+        <w:rPr>
+          <w:bCs/>
+          <w:b/>
+        </w:rPr>
+        <w:t xml:space="preserve">Role/technical:</w:t>
+      </w:r>
+      <w:r>
+        <w:t xml:space="preserve"> </w:t>
+      </w:r>
+      <w:r>
+        <w:t xml:space="preserve">- How would you approach owning a $40M renewal book with a team of 5, on day one?</w:t>
+      </w:r>
+      <w:r>
+        <w:t xml:space="preserve"> </w:t>
+      </w:r>
+      <w:r>
+        <w:t xml:space="preserve">- Walk me through how you’d balance new-business pressure against renewal risk across a large account portfolio.</w:t>
+      </w:r>
+    </w:p>
+    <w:p>
+      <w:pPr>
+        <w:pStyle w:val="BodyText"/>
+      </w:pPr>
+      <w:r>
+        <w:rPr>
+          <w:bCs/>
+          <w:b/>
+        </w:rPr>
+        <w:t xml:space="preserve">Culture/values:</w:t>
+      </w:r>
+      <w:r>
+        <w:t xml:space="preserve"> </w:t>
+      </w:r>
+      <w:r>
+        <w:t xml:space="preserve">-</w:t>
+      </w:r>
+      <w:r>
+        <w:t xml:space="preserve"> </w:t>
+      </w:r>
+      <w:r>
+        <w:rPr>
+          <w:iCs/>
+          <w:i/>
+        </w:rPr>
+        <w:t xml:space="preserve">(Would be grounded in Meridian’s actual stated values in a live run — not included here since this is a placeholder company.)</w:t>
+      </w:r>
+    </w:p>
+    <w:p>
+      <w:pPr>
+        <w:pStyle w:val="BodyText"/>
+      </w:pPr>
+      <w:r>
+        <w:rPr>
+          <w:bCs/>
+          <w:b/>
+        </w:rPr>
+        <w:t xml:space="preserve">Gap-probe</w:t>
+      </w:r>
+      <w:r>
+        <w:t xml:space="preserve"> </w:t>
+      </w:r>
+      <w:r>
+        <w:t xml:space="preserve">(arising directly from Section 2):</w:t>
+      </w:r>
+      <w:r>
+        <w:t xml:space="preserve"> </w:t>
+      </w:r>
+      <w:r>
+        <w:t xml:space="preserve">- You’ve never formally managed a team — how are you thinking about that transition?</w:t>
+      </w:r>
+      <w:r>
+        <w:t xml:space="preserve"> </w:t>
+      </w:r>
+      <w:r>
+        <w:t xml:space="preserve">- This role sits in healthcare specifically — what’s your plan for getting up to speed on the industry?</w:t>
+      </w:r>
+    </w:p>
+    <w:p>
+      <w:r>
+        <w:pict>
+          <v:rect style="width:0;height:1.5pt" o:hralign="center" o:hrstd="t" o:hr="t"/>
+        </w:pict>
+      </w:r>
+    </w:p>
+    <w:bookmarkEnd w:id="30"/>
+    <w:bookmarkStart w:id="31" w:name="questions-to-ask-the-hiring-manager"/>
+    <w:p>
+      <w:pPr>
+        <w:pStyle w:val="Heading2"/>
+      </w:pPr>
+      <w:r>
+        <w:t xml:space="preserve">11. Questions to Ask the Hiring Manager</w:t>
       </w:r>
     </w:p>
     <w:p>
@@ -815,17 +1438,7 @@
         <w:pStyle w:val="Compact"/>
       </w:pPr>
       <w:r>
-        <w:rPr>
-          <w:bCs/>
-          <w:b/>
-        </w:rPr>
-        <w:t xml:space="preserve">The renewal-ownership story</w:t>
-      </w:r>
-      <w:r>
-        <w:t xml:space="preserve"> </w:t>
-      </w:r>
-      <w:r>
-        <w:t xml:space="preserve">— how you ended up as the de facto point of contact for renewal conversations on your top 5 accounts. This is your strongest, most directly relevant story for this specific role.</w:t>
+        <w:t xml:space="preserve">What does the CSM team’s current structure look like, and what’s working well vs. what would you want a new Director to change?</w:t>
       </w:r>
     </w:p>
     <w:p>
@@ -837,17 +1450,7 @@
         <w:pStyle w:val="Compact"/>
       </w:pPr>
       <w:r>
-        <w:rPr>
-          <w:bCs/>
-          <w:b/>
-        </w:rPr>
-        <w:t xml:space="preserve">A forecast-accuracy story</w:t>
-      </w:r>
-      <w:r>
-        <w:t xml:space="preserve"> </w:t>
-      </w:r>
-      <w:r>
-        <w:t xml:space="preserve">— a specific instance where your forecasting discipline mattered (e.g., catching a deal at risk early, or a quarter where accuracy specifically helped leadership planning).</w:t>
+        <w:t xml:space="preserve">How is success measured for this role in the first 90 days?</w:t>
       </w:r>
     </w:p>
     <w:p>
@@ -859,17 +1462,7 @@
         <w:pStyle w:val="Compact"/>
       </w:pPr>
       <w:r>
-        <w:rPr>
-          <w:bCs/>
-          <w:b/>
-        </w:rPr>
-        <w:t xml:space="preserve">An executive-relationship story</w:t>
-      </w:r>
-      <w:r>
-        <w:t xml:space="preserve"> </w:t>
-      </w:r>
-      <w:r>
-        <w:t xml:space="preserve">— a specific moment building trust with a VP or C-level stakeholder, ideally one that shows the relationship holding up under some kind of pressure or complexity.</w:t>
+        <w:t xml:space="preserve">What’s driving the need for this role right now — is the $40M book growing, or is this a restructuring of how retention is owned?</w:t>
       </w:r>
     </w:p>
     <w:p>
@@ -881,17 +1474,7 @@
         <w:pStyle w:val="Compact"/>
       </w:pPr>
       <w:r>
-        <w:rPr>
-          <w:bCs/>
-          <w:b/>
-        </w:rPr>
-        <w:t xml:space="preserve">A cross-functional collaboration story</w:t>
-      </w:r>
-      <w:r>
-        <w:t xml:space="preserve"> </w:t>
-      </w:r>
-      <w:r>
-        <w:t xml:space="preserve">— from your deal-team leadership (Solutions Engineering, Legal, Finance) — useful for signaling how you’d work with a Sales counterpart in this new role.</w:t>
+        <w:t xml:space="preserve">What’s your own management style, and what do you look for in how a new Director ramps up with the team?</w:t>
       </w:r>
     </w:p>
     <w:p>
@@ -901,137 +1484,14 @@
         </w:pict>
       </w:r>
     </w:p>
-    <w:bookmarkEnd w:id="28"/>
-    <w:bookmarkStart w:id="29" w:name="likely-questions"/>
+    <w:bookmarkEnd w:id="31"/>
+    <w:bookmarkStart w:id="33" w:name="logistics-checklist"/>
     <w:p>
       <w:pPr>
         <w:pStyle w:val="Heading2"/>
       </w:pPr>
       <w:r>
-        <w:t xml:space="preserve">9. Likely Questions</w:t>
-      </w:r>
-    </w:p>
-    <w:p>
-      <w:pPr>
-        <w:pStyle w:val="FirstParagraph"/>
-      </w:pPr>
-      <w:r>
-        <w:rPr>
-          <w:bCs/>
-          <w:b/>
-        </w:rPr>
-        <w:t xml:space="preserve">Behavioral:</w:t>
-      </w:r>
-      <w:r>
-        <w:t xml:space="preserve"> </w:t>
-      </w:r>
-      <w:r>
-        <w:t xml:space="preserve">- Tell me about a time you had to manage a difficult renewal conversation.</w:t>
-      </w:r>
-      <w:r>
-        <w:t xml:space="preserve"> </w:t>
-      </w:r>
-      <w:r>
-        <w:t xml:space="preserve">- Describe a situation where you had to build trust with a skeptical executive stakeholder.</w:t>
-      </w:r>
-    </w:p>
-    <w:p>
-      <w:pPr>
-        <w:pStyle w:val="BodyText"/>
-      </w:pPr>
-      <w:r>
-        <w:rPr>
-          <w:bCs/>
-          <w:b/>
-        </w:rPr>
-        <w:t xml:space="preserve">Role/technical:</w:t>
-      </w:r>
-      <w:r>
-        <w:t xml:space="preserve"> </w:t>
-      </w:r>
-      <w:r>
-        <w:t xml:space="preserve">- How would you approach owning a $40M renewal book with a team of 5, on day one?</w:t>
-      </w:r>
-      <w:r>
-        <w:t xml:space="preserve"> </w:t>
-      </w:r>
-      <w:r>
-        <w:t xml:space="preserve">- Walk me through how you’d forecast renewal risk across a large account portfolio.</w:t>
-      </w:r>
-    </w:p>
-    <w:p>
-      <w:pPr>
-        <w:pStyle w:val="BodyText"/>
-      </w:pPr>
-      <w:r>
-        <w:rPr>
-          <w:bCs/>
-          <w:b/>
-        </w:rPr>
-        <w:t xml:space="preserve">Culture/values:</w:t>
-      </w:r>
-      <w:r>
-        <w:t xml:space="preserve"> </w:t>
-      </w:r>
-      <w:r>
-        <w:t xml:space="preserve">-</w:t>
-      </w:r>
-      <w:r>
-        <w:t xml:space="preserve"> </w:t>
-      </w:r>
-      <w:r>
-        <w:rPr>
-          <w:iCs/>
-          <w:i/>
-        </w:rPr>
-        <w:t xml:space="preserve">(Would be grounded in Meridian’s actual stated values in a live run — not included here since this is a placeholder company.)</w:t>
-      </w:r>
-    </w:p>
-    <w:p>
-      <w:pPr>
-        <w:pStyle w:val="BodyText"/>
-      </w:pPr>
-      <w:r>
-        <w:rPr>
-          <w:bCs/>
-          <w:b/>
-        </w:rPr>
-        <w:t xml:space="preserve">Gap-probe</w:t>
-      </w:r>
-      <w:r>
-        <w:t xml:space="preserve"> </w:t>
-      </w:r>
-      <w:r>
-        <w:t xml:space="preserve">(arising directly from Section 2):</w:t>
-      </w:r>
-      <w:r>
-        <w:t xml:space="preserve"> </w:t>
-      </w:r>
-      <w:r>
-        <w:t xml:space="preserve">- You’ve never formally managed a team — how are you thinking about that transition?</w:t>
-      </w:r>
-      <w:r>
-        <w:t xml:space="preserve"> </w:t>
-      </w:r>
-      <w:r>
-        <w:t xml:space="preserve">- This role sits in healthcare specifically — what’s your plan for getting up to speed on the industry?</w:t>
-      </w:r>
-    </w:p>
-    <w:p>
-      <w:r>
-        <w:pict>
-          <v:rect style="width:0;height:1.5pt" o:hralign="center" o:hrstd="t" o:hr="t"/>
-        </w:pict>
-      </w:r>
-    </w:p>
-    <w:bookmarkEnd w:id="29"/>
-    <w:bookmarkStart w:id="30" w:name="questions-to-ask-the-hiring-manager"/>
-    <w:p>
-      <w:pPr>
-        <w:pStyle w:val="Heading2"/>
-      </w:pPr>
-      <w:r>
-        <w:t xml:space="preserve">10. Questions to Ask the Hiring Manager</w:t>
+        <w:t xml:space="preserve">12. Logistics Checklist</w:t>
       </w:r>
     </w:p>
     <w:p>
@@ -1043,7 +1503,7 @@
         <w:pStyle w:val="Compact"/>
       </w:pPr>
       <w:r>
-        <w:t xml:space="preserve">What does the CSM team’s current structure look like, and what’s working well vs. what would you want a new Director to change?</w:t>
+        <w:t xml:space="preserve">Notes and resume visible off-camera, but out of the way.</w:t>
       </w:r>
     </w:p>
     <w:p>
@@ -1055,7 +1515,7 @@
         <w:pStyle w:val="Compact"/>
       </w:pPr>
       <w:r>
-        <w:t xml:space="preserve">How is success measured for this role in the first 90 days?</w:t>
+        <w:t xml:space="preserve">Your own questions (Section 11) written down — no printed agenda to glance at on a video call.</w:t>
       </w:r>
     </w:p>
     <w:p>
@@ -1067,19 +1527,7 @@
         <w:pStyle w:val="Compact"/>
       </w:pPr>
       <w:r>
-        <w:t xml:space="preserve">What’s driving the need for this role right now — is the $40M book growing, or is this a restructuring of how retention is owned?</w:t>
-      </w:r>
-    </w:p>
-    <w:p>
-      <w:pPr>
-        <w:numPr>
-          <w:ilvl w:val="0"/>
-          <w:numId w:val="1002"/>
-        </w:numPr>
-        <w:pStyle w:val="Compact"/>
-      </w:pPr>
-      <w:r>
-        <w:t xml:space="preserve">What’s your own management style, and what do you look for in how a new Director ramps up with the team?</w:t>
+        <w:t xml:space="preserve">Confirm the Teams link is in your calendar and working before the call starts.</w:t>
       </w:r>
     </w:p>
     <w:p>
@@ -1089,59 +1537,6 @@
         </w:pict>
       </w:r>
     </w:p>
-    <w:bookmarkEnd w:id="30"/>
-    <w:bookmarkStart w:id="32" w:name="logistics-checklist"/>
-    <w:p>
-      <w:pPr>
-        <w:pStyle w:val="Heading2"/>
-      </w:pPr>
-      <w:r>
-        <w:t xml:space="preserve">11. Logistics Checklist</w:t>
-      </w:r>
-    </w:p>
-    <w:p>
-      <w:pPr>
-        <w:numPr>
-          <w:ilvl w:val="0"/>
-          <w:numId w:val="1003"/>
-        </w:numPr>
-        <w:pStyle w:val="Compact"/>
-      </w:pPr>
-      <w:r>
-        <w:t xml:space="preserve">Notes and resume visible off-camera, but out of the way.</w:t>
-      </w:r>
-    </w:p>
-    <w:p>
-      <w:pPr>
-        <w:numPr>
-          <w:ilvl w:val="0"/>
-          <w:numId w:val="1003"/>
-        </w:numPr>
-        <w:pStyle w:val="Compact"/>
-      </w:pPr>
-      <w:r>
-        <w:t xml:space="preserve">Your own questions (Section 10) written down — no printed agenda to glance at on a video call.</w:t>
-      </w:r>
-    </w:p>
-    <w:p>
-      <w:pPr>
-        <w:numPr>
-          <w:ilvl w:val="0"/>
-          <w:numId w:val="1003"/>
-        </w:numPr>
-        <w:pStyle w:val="Compact"/>
-      </w:pPr>
-      <w:r>
-        <w:t xml:space="preserve">Confirm the Teams link is in your calendar and working before the call starts.</w:t>
-      </w:r>
-    </w:p>
-    <w:p>
-      <w:r>
-        <w:pict>
-          <v:rect style="width:0;height:1.5pt" o:hralign="center" o:hrstd="t" o:hr="t"/>
-        </w:pict>
-      </w:r>
-    </w:p>
     <w:p>
       <w:pPr>
         <w:pStyle w:val="FirstParagraph"/>
@@ -1160,7 +1555,7 @@
         </w:rPr>
         <w:t xml:space="preserve"> </w:t>
       </w:r>
-      <w:hyperlink r:id="rId31">
+      <w:hyperlink r:id="rId32">
         <w:r>
           <w:rPr>
             <w:rStyle w:val="Hyperlink"/>
@@ -1185,8 +1580,8 @@
         <w:t xml:space="preserve">into a Claude conversation, Hiring Manager Interview mode.</w:t>
       </w:r>
     </w:p>
-    <w:bookmarkEnd w:id="32"/>
     <w:bookmarkEnd w:id="33"/>
+    <w:bookmarkEnd w:id="34"/>
     <w:sectPr/>
   </w:body>
 </w:document>
@@ -1293,91 +1688,6 @@
       </w:pPr>
     </w:lvl>
   </w:abstractNum>
-  <w:abstractNum w:abstractNumId="99411">
-    <w:nsid w:val="A99411"/>
-    <w:multiLevelType w:val="multilevel"/>
-    <w:lvl w:ilvl="0">
-      <w:start w:val="1"/>
-      <w:numFmt w:val="decimal"/>
-      <w:lvlText w:val="%1."/>
-      <w:lvlJc w:val="left"/>
-      <w:pPr>
-        <w:ind w:left="720" w:hanging="480"/>
-      </w:pPr>
-    </w:lvl>
-    <w:lvl w:ilvl="1">
-      <w:start w:val="1"/>
-      <w:numFmt w:val="decimal"/>
-      <w:lvlText w:val="%2."/>
-      <w:lvlJc w:val="left"/>
-      <w:pPr>
-        <w:ind w:left="1440" w:hanging="480"/>
-      </w:pPr>
-    </w:lvl>
-    <w:lvl w:ilvl="2">
-      <w:start w:val="1"/>
-      <w:numFmt w:val="decimal"/>
-      <w:lvlText w:val="%3."/>
-      <w:lvlJc w:val="left"/>
-      <w:pPr>
-        <w:ind w:left="2160" w:hanging="480"/>
-      </w:pPr>
-    </w:lvl>
-    <w:lvl w:ilvl="3">
-      <w:start w:val="1"/>
-      <w:numFmt w:val="decimal"/>
-      <w:lvlText w:val="%4."/>
-      <w:lvlJc w:val="left"/>
-      <w:pPr>
-        <w:ind w:left="2880" w:hanging="480"/>
-      </w:pPr>
-    </w:lvl>
-    <w:lvl w:ilvl="4">
-      <w:start w:val="1"/>
-      <w:numFmt w:val="decimal"/>
-      <w:lvlText w:val="%5."/>
-      <w:lvlJc w:val="left"/>
-      <w:pPr>
-        <w:ind w:left="3600" w:hanging="480"/>
-      </w:pPr>
-    </w:lvl>
-    <w:lvl w:ilvl="5">
-      <w:start w:val="1"/>
-      <w:numFmt w:val="decimal"/>
-      <w:lvlText w:val="%6."/>
-      <w:lvlJc w:val="left"/>
-      <w:pPr>
-        <w:ind w:left="4320" w:hanging="480"/>
-      </w:pPr>
-    </w:lvl>
-    <w:lvl w:ilvl="6">
-      <w:start w:val="1"/>
-      <w:numFmt w:val="decimal"/>
-      <w:lvlText w:val="%7."/>
-      <w:lvlJc w:val="left"/>
-      <w:pPr>
-        <w:ind w:left="5040" w:hanging="480"/>
-      </w:pPr>
-    </w:lvl>
-    <w:lvl w:ilvl="7">
-      <w:start w:val="1"/>
-      <w:numFmt w:val="decimal"/>
-      <w:lvlText w:val="%8."/>
-      <w:lvlJc w:val="left"/>
-      <w:pPr>
-        <w:ind w:left="5760" w:hanging="480"/>
-      </w:pPr>
-    </w:lvl>
-    <w:lvl w:ilvl="8">
-      <w:start w:val="1"/>
-      <w:numFmt w:val="decimal"/>
-      <w:lvlText w:val="%9."/>
-      <w:lvlJc w:val="left"/>
-      <w:pPr>
-        <w:ind w:left="6480" w:hanging="480"/>
-      </w:pPr>
-    </w:lvl>
-  </w:abstractNum>
   <w:abstractNum w:abstractNumId="991">
     <w:nsid w:val="A991"/>
     <w:multiLevelType w:val="multilevel"/>
@@ -1458,39 +1768,9 @@
     <w:abstractNumId w:val="990"/>
   </w:num>
   <w:num w:numId="1001">
-    <w:abstractNumId w:val="99411"/>
-    <w:lvlOverride w:ilvl="0">
-      <w:startOverride w:val="1"/>
-    </w:lvlOverride>
-    <w:lvlOverride w:ilvl="1">
-      <w:startOverride w:val="1"/>
-    </w:lvlOverride>
-    <w:lvlOverride w:ilvl="2">
-      <w:startOverride w:val="1"/>
-    </w:lvlOverride>
-    <w:lvlOverride w:ilvl="3">
-      <w:startOverride w:val="1"/>
-    </w:lvlOverride>
-    <w:lvlOverride w:ilvl="4">
-      <w:startOverride w:val="1"/>
-    </w:lvlOverride>
-    <w:lvlOverride w:ilvl="5">
-      <w:startOverride w:val="1"/>
-    </w:lvlOverride>
-    <w:lvlOverride w:ilvl="6">
-      <w:startOverride w:val="1"/>
-    </w:lvlOverride>
-    <w:lvlOverride w:ilvl="7">
-      <w:startOverride w:val="1"/>
-    </w:lvlOverride>
-    <w:lvlOverride w:ilvl="8">
-      <w:startOverride w:val="1"/>
-    </w:lvlOverride>
+    <w:abstractNumId w:val="991"/>
   </w:num>
   <w:num w:numId="1002">
-    <w:abstractNumId w:val="991"/>
-  </w:num>
-  <w:num w:numId="1003">
     <w:abstractNumId w:val="991"/>
   </w:num>
 </w:numbering>

--- a/interview_sample_output.docx
+++ b/interview_sample_output.docx
@@ -131,7 +131,7 @@
         <w:t xml:space="preserve"> </w:t>
       </w:r>
       <w:r>
-        <w:t xml:space="preserve">not given — general guidance only, see Section 3</w:t>
+        <w:t xml:space="preserve">laid off in a reduction in force (soft second half, not performance-related) — two spoken-ready variants drafted, see Section 3</w:t>
       </w:r>
       <w:r>
         <w:t xml:space="preserve"> </w:t>
@@ -356,7 +356,7 @@
       </w:r>
     </w:p>
     <w:bookmarkEnd w:id="22"/>
-    <w:bookmarkStart w:id="23" w:name="X31f6a9e96897d41befc0bd7193027bb3846317d"/>
+    <w:bookmarkStart w:id="23" w:name="Xf08354ed9a21f4f2aff862d762ff0cc1a96d1c7"/>
     <w:p>
       <w:pPr>
         <w:pStyle w:val="Heading2"/>
@@ -371,7 +371,7 @@
         <w:t xml:space="preserve">“</w:t>
       </w:r>
       <w:r>
-        <w:t xml:space="preserve">Why Aren’t You Currently Working / Why You’re Open to a New Role</w:t>
+        <w:t xml:space="preserve">Why Aren’t You Currently Working / Why Are You Leaving</w:t>
       </w:r>
       <w:r>
         <w:t xml:space="preserve">”</w:t>
@@ -392,7 +392,7 @@
           <w:iCs/>
           <w:i/>
         </w:rPr>
-        <w:t xml:space="preserve">General guidance only, since no specific reason was given — nothing here is invented on your behalf.</w:t>
+        <w:t xml:space="preserve">Drafted directly from the reason you gave — laid off in a reduction in force when your last company scaled back its enterprise sales org after a soft second half; not performance-related. Two spoken-ready variants, since hiring managers tend to probe this a bit deeper than a recruiter screen would — both are built to hold up under one natural follow-up.</w:t>
       </w:r>
     </w:p>
     <w:p>
@@ -400,23 +400,59 @@
         <w:pStyle w:val="BodyText"/>
       </w:pPr>
       <w:r>
-        <w:t xml:space="preserve">Keep this brief, honest, and forward-looking: 1-2 sentences, no criticism of your current employer, and a quick pivot back to genuine interest in this specific role. A useful shape to adapt once you have your own real reason in hand: state the reason factually and neutrally, then immediately connect it to why</w:t>
-      </w:r>
-      <w:r>
-        <w:t xml:space="preserve"> </w:t>
-      </w:r>
-      <w:r>
-        <w:rPr>
-          <w:iCs/>
-          <w:i/>
-        </w:rPr>
-        <w:t xml:space="preserve">this</w:t>
-      </w:r>
-      <w:r>
-        <w:t xml:space="preserve"> </w:t>
-      </w:r>
-      <w:r>
-        <w:t xml:space="preserve">opportunity specifically is the right next step — don’t let the explanation of the past outweigh the case for the future.</w:t>
+        <w:rPr>
+          <w:bCs/>
+          <w:b/>
+        </w:rPr>
+        <w:t xml:space="preserve">Variant 1 (brief, one sentence):</w:t>
+      </w:r>
+    </w:p>
+    <w:p>
+      <w:pPr>
+        <w:pStyle w:val="BlockText"/>
+      </w:pPr>
+      <w:r>
+        <w:t xml:space="preserve">“</w:t>
+      </w:r>
+      <w:r>
+        <w:t xml:space="preserve">I was let go as part of a broader restructuring when the company scaled back the enterprise sales org after a soft second half — it wasn’t performance-related, and it’s part of why I’m excited about a role like this one, where the book is stable and growing rather than being cut.</w:t>
+      </w:r>
+      <w:r>
+        <w:t xml:space="preserve">”</w:t>
+      </w:r>
+    </w:p>
+    <w:p>
+      <w:pPr>
+        <w:pStyle w:val="FirstParagraph"/>
+      </w:pPr>
+      <w:r>
+        <w:rPr>
+          <w:bCs/>
+          <w:b/>
+        </w:rPr>
+        <w:t xml:space="preserve">Variant 2 (slightly more context, two sentences):</w:t>
+      </w:r>
+    </w:p>
+    <w:p>
+      <w:pPr>
+        <w:pStyle w:val="BlockText"/>
+      </w:pPr>
+      <w:r>
+        <w:t xml:space="preserve">“</w:t>
+      </w:r>
+      <w:r>
+        <w:t xml:space="preserve">My role was eliminated in a reduction in force — the company pulled back on enterprise sales headcount after a slower second half, and mine was one of several territories consolidated. I’d rather be somewhere building on a growing book than managing through another round of cuts, which is a big part of why this role caught my attention.</w:t>
+      </w:r>
+      <w:r>
+        <w:t xml:space="preserve">”</w:t>
+      </w:r>
+    </w:p>
+    <w:p>
+      <w:pPr>
+        <w:pStyle w:val="FirstParagraph"/>
+      </w:pPr>
+      <w:r>
+        <w:t xml:space="preserve">Both stay factual and forward-looking, name the cause plainly (a business-driven RIF, not a performance issue) without over-explaining it, and use the second sentence to pivot straight into genuine interest in the role rather than dwelling on the layoff itself.</w:t>
       </w:r>
     </w:p>
     <w:p>

--- a/interview_sample_output.docx
+++ b/interview_sample_output.docx
@@ -2,7 +2,7 @@
 <file path=word/document.xml><?xml version="1.0" encoding="utf-8"?>
 <w:document xmlns:w="http://schemas.openxmlformats.org/wordprocessingml/2006/main" xmlns:m="http://schemas.openxmlformats.org/officeDocument/2006/math" xmlns:r="http://schemas.openxmlformats.org/officeDocument/2006/relationships" xmlns:o="urn:schemas-microsoft-com:office:office" xmlns:v="urn:schemas-microsoft-com:vml" xmlns:w10="urn:schemas-microsoft-com:office:word" xmlns:a="http://schemas.openxmlformats.org/drawingml/2006/main" xmlns:pic="http://schemas.openxmlformats.org/drawingml/2006/picture" xmlns:wp="http://schemas.openxmlformats.org/drawingml/2006/wordprocessingDrawing">
   <w:body>
-    <w:bookmarkStart w:id="34" w:name="X50300717c4568a82d7549113d31cca658f86ce1"/>
+    <w:bookmarkStart w:id="35" w:name="X50300717c4568a82d7549113d31cca658f86ce1"/>
     <w:p>
       <w:pPr>
         <w:pStyle w:val="Heading1"/>
@@ -49,14 +49,49 @@
           <w:iCs/>
           <w:i/>
         </w:rPr>
-        <w:t xml:space="preserve">is run — Hiring Manager Interview mode, with 2 of the 3 optional STAR Stories filled in. Same fictional candidate as the Resume Tailoring sample (Sarah Chen), now interviewing for a Director-level role. Company name is a placeholder; in a live run, the Company &amp; Role Snapshot section below would contain real, current research rather than the illustrative placeholder text shown here.</w:t>
-      </w:r>
-    </w:p>
-    <w:p>
-      <w:r>
-        <w:pict>
-          <v:rect style="width:0;height:1.5pt" o:hralign="center" o:hrstd="t" o:hr="t"/>
-        </w:pict>
+        <w:t xml:space="preserve">is run — Hiring Manager Interview mode, with 2 of the 3 optional STAR Stories filled in. Same fictional candidate as the Resume Tailoring sample (Sarah Chen), now interviewing for a Director-level role. Company name is a placeholder; in a live run, the Company &amp; Role Snapshot section below would contain real, current research rather than the illustrative placeholder text shown here. Section 1 shows the 30–45 second</w:t>
+      </w:r>
+      <w:r>
+        <w:rPr>
+          <w:iCs/>
+          <w:i/>
+        </w:rPr>
+        <w:t xml:space="preserve"> </w:t>
+      </w:r>
+      <w:r>
+        <w:rPr>
+          <w:iCs/>
+          <w:i/>
+        </w:rPr>
+        <w:t xml:space="preserve">“</w:t>
+      </w:r>
+      <w:r>
+        <w:rPr>
+          <w:iCs/>
+          <w:i/>
+        </w:rPr>
+        <w:t xml:space="preserve">Tell Me About Yourself</w:t>
+      </w:r>
+      <w:r>
+        <w:rPr>
+          <w:iCs/>
+          <w:i/>
+        </w:rPr>
+        <w:t xml:space="preserve">”</w:t>
+      </w:r>
+      <w:r>
+        <w:rPr>
+          <w:iCs/>
+          <w:i/>
+        </w:rPr>
+        <w:t xml:space="preserve"> </w:t>
+      </w:r>
+      <w:r>
+        <w:rPr>
+          <w:iCs/>
+          <w:i/>
+        </w:rPr>
+        <w:t xml:space="preserve">answer, with [bracketed placeholders] where the resume doesn’t supply a fact.</w:t>
       </w:r>
     </w:p>
     <w:bookmarkStart w:id="20" w:name="quick-reference"/>
@@ -77,6 +112,32 @@
           <w:bCs/>
           <w:b/>
         </w:rPr>
+        <w:t xml:space="preserve">Tell me about yourself (~40 sec, fill in the brackets first):</w:t>
+      </w:r>
+    </w:p>
+    <w:p>
+      <w:pPr>
+        <w:pStyle w:val="BlockText"/>
+      </w:pPr>
+      <w:r>
+        <w:t xml:space="preserve">“</w:t>
+      </w:r>
+      <w:r>
+        <w:t xml:space="preserve">I’m from [hometown] and earned my [degree] at [school]. I built my career in enterprise SaaS sales, growing a territory from zero to $1.8 million in ARR. Most recently, I managed 30 enterprise accounts, closed $4.2 million in new ARR in 2025, and personally owned renewals on my five largest accounts for two years. That lines up with what this role needs: renewal ownership on high-stakes accounts, trusted VP- and C-level relationships, and a record of building from scratch. I’d bring all three to protecting and growing your $40 million renewal book.</w:t>
+      </w:r>
+      <w:r>
+        <w:t xml:space="preserve">”</w:t>
+      </w:r>
+    </w:p>
+    <w:p>
+      <w:pPr>
+        <w:pStyle w:val="FirstParagraph"/>
+      </w:pPr>
+      <w:r>
+        <w:rPr>
+          <w:bCs/>
+          <w:b/>
+        </w:rPr>
         <w:t xml:space="preserve">Company:</w:t>
       </w:r>
       <w:r>
@@ -131,7 +192,7 @@
         <w:t xml:space="preserve"> </w:t>
       </w:r>
       <w:r>
-        <w:t xml:space="preserve">laid off in a reduction in force (soft second half, not performance-related) — two spoken-ready variants drafted, see Section 3</w:t>
+        <w:t xml:space="preserve">laid off in a reduction in force (soft second half, not performance-related) — two spoken-ready variants drafted, see Section 4</w:t>
       </w:r>
       <w:r>
         <w:t xml:space="preserve"> </w:t>
@@ -150,21 +211,32 @@
         <w:t xml:space="preserve">enterprise portfolio scale (30 accounts / $4.2M new ARR), de facto renewal ownership on top 5 accounts, executive-level relationship building</w:t>
       </w:r>
     </w:p>
-    <w:p>
-      <w:r>
-        <w:pict>
-          <v:rect style="width:0;height:1.5pt" o:hralign="center" o:hrstd="t" o:hr="t"/>
-        </w:pict>
-      </w:r>
-    </w:p>
     <w:bookmarkEnd w:id="20"/>
-    <w:bookmarkStart w:id="21" w:name="company-role-snapshot"/>
+    <w:bookmarkStart w:id="21" w:name="X06b208c4a54169aefe81528c4d6572f7e74514e"/>
     <w:p>
       <w:pPr>
         <w:pStyle w:val="Heading2"/>
       </w:pPr>
       <w:r>
-        <w:t xml:space="preserve">1. Company &amp; Role Snapshot</w:t>
+        <w:t xml:space="preserve">1.</w:t>
+      </w:r>
+      <w:r>
+        <w:t xml:space="preserve"> </w:t>
+      </w:r>
+      <w:r>
+        <w:t xml:space="preserve">“</w:t>
+      </w:r>
+      <w:r>
+        <w:t xml:space="preserve">Tell Me About Yourself</w:t>
+      </w:r>
+      <w:r>
+        <w:t xml:space="preserve">”</w:t>
+      </w:r>
+      <w:r>
+        <w:t xml:space="preserve"> </w:t>
+      </w:r>
+      <w:r>
+        <w:t xml:space="preserve">(30–45 Second Answer)</w:t>
       </w:r>
     </w:p>
     <w:p>
@@ -176,6 +248,162 @@
           <w:iCs/>
           <w:i/>
         </w:rPr>
+        <w:t xml:space="preserve">Usually the first question on the call, and it frames everything after it, so most of the time goes to Part 3: the strengths you most want this hiring manager to dig into. Built only from your resume and STAR stories. Your resume doesn’t say where you’re from or where you went to school, so those are [bracketed placeholders] for you to fill in.</w:t>
+      </w:r>
+    </w:p>
+    <w:p>
+      <w:pPr>
+        <w:pStyle w:val="BodyText"/>
+      </w:pPr>
+      <w:r>
+        <w:rPr>
+          <w:bCs/>
+          <w:b/>
+        </w:rPr>
+        <w:t xml:space="preserve">Part 1 — Early Years (~10 sec)</w:t>
+      </w:r>
+    </w:p>
+    <w:p>
+      <w:pPr>
+        <w:pStyle w:val="BlockText"/>
+      </w:pPr>
+      <w:r>
+        <w:t xml:space="preserve">“</w:t>
+      </w:r>
+      <w:r>
+        <w:t xml:space="preserve">I’m from [hometown] and earned my [degree] at [school]. I built my career in enterprise SaaS sales, growing a territory from zero to $1.8 million in ARR.</w:t>
+      </w:r>
+      <w:r>
+        <w:t xml:space="preserve">”</w:t>
+      </w:r>
+    </w:p>
+    <w:p>
+      <w:pPr>
+        <w:pStyle w:val="FirstParagraph"/>
+      </w:pPr>
+      <w:r>
+        <w:rPr>
+          <w:bCs/>
+          <w:b/>
+        </w:rPr>
+        <w:t xml:space="preserve">Part 2 — Most Recent Role (~10 sec)</w:t>
+      </w:r>
+      <w:r>
+        <w:t xml:space="preserve"> </w:t>
+      </w:r>
+      <w:r>
+        <w:t xml:space="preserve">— aimed at this role’s core mandate: owning enterprise renewals.</w:t>
+      </w:r>
+    </w:p>
+    <w:p>
+      <w:pPr>
+        <w:pStyle w:val="BlockText"/>
+      </w:pPr>
+      <w:r>
+        <w:t xml:space="preserve">“</w:t>
+      </w:r>
+      <w:r>
+        <w:t xml:space="preserve">Most recently, I managed 30 enterprise accounts, closed $4.2 million in new ARR in 2025, and personally owned renewals on my five largest accounts for two years.</w:t>
+      </w:r>
+      <w:r>
+        <w:t xml:space="preserve">”</w:t>
+      </w:r>
+    </w:p>
+    <w:p>
+      <w:pPr>
+        <w:pStyle w:val="FirstParagraph"/>
+      </w:pPr>
+      <w:r>
+        <w:rPr>
+          <w:bCs/>
+          <w:b/>
+        </w:rPr>
+        <w:t xml:space="preserve">Part 3 — What I’ll Bring to This Role (~15 sec, the longest part)</w:t>
+      </w:r>
+      <w:r>
+        <w:t xml:space="preserve"> </w:t>
+      </w:r>
+      <w:r>
+        <w:t xml:space="preserve">— the three resume strengths that line up most directly with the job description.</w:t>
+      </w:r>
+    </w:p>
+    <w:p>
+      <w:pPr>
+        <w:pStyle w:val="BlockText"/>
+      </w:pPr>
+      <w:r>
+        <w:t xml:space="preserve">“</w:t>
+      </w:r>
+      <w:r>
+        <w:t xml:space="preserve">That lines up with what this role needs: renewal ownership on high-stakes accounts, trusted VP- and C-level relationships, and a record of building from scratch. I’d bring all three to protecting and growing your $40 million renewal book.</w:t>
+      </w:r>
+      <w:r>
+        <w:t xml:space="preserve">”</w:t>
+      </w:r>
+    </w:p>
+    <w:p>
+      <w:pPr>
+        <w:pStyle w:val="FirstParagraph"/>
+      </w:pPr>
+      <w:r>
+        <w:rPr>
+          <w:bCs/>
+          <w:b/>
+        </w:rPr>
+        <w:t xml:space="preserve">All together (~92 words, about 40 seconds):</w:t>
+      </w:r>
+    </w:p>
+    <w:p>
+      <w:pPr>
+        <w:pStyle w:val="BlockText"/>
+      </w:pPr>
+      <w:r>
+        <w:t xml:space="preserve">“</w:t>
+      </w:r>
+      <w:r>
+        <w:t xml:space="preserve">I’m from [hometown] and earned my [degree] at [school]. I built my career in enterprise SaaS sales, growing a territory from zero to $1.8 million in ARR. Most recently, I managed 30 enterprise accounts, closed $4.2 million in new ARR in 2025, and personally owned renewals on my five largest accounts for two years. That lines up with what this role needs: renewal ownership on high-stakes accounts, trusted VP- and C-level relationships, and a record of building from scratch. I’d bring all three to protecting and growing your $40 million renewal book.</w:t>
+      </w:r>
+      <w:r>
+        <w:t xml:space="preserve">”</w:t>
+      </w:r>
+    </w:p>
+    <w:p>
+      <w:pPr>
+        <w:pStyle w:val="FirstParagraph"/>
+      </w:pPr>
+      <w:r>
+        <w:rPr>
+          <w:bCs/>
+          <w:b/>
+        </w:rPr>
+        <w:t xml:space="preserve">Delivery note:</w:t>
+      </w:r>
+      <w:r>
+        <w:t xml:space="preserve"> </w:t>
+      </w:r>
+      <w:r>
+        <w:t xml:space="preserve">Stay under 45 seconds. Part 1 is a quick setup, not a walk through every job in order. Stop after Part 3 and let the hiring manager choose the next question; they’ll usually pull on one of the three things you just named.</w:t>
+      </w:r>
+    </w:p>
+    <w:bookmarkEnd w:id="21"/>
+    <w:bookmarkStart w:id="22" w:name="company-role-snapshot"/>
+    <w:p>
+      <w:pPr>
+        <w:pStyle w:val="Heading2"/>
+      </w:pPr>
+      <w:r>
+        <w:t xml:space="preserve">2. Company &amp; Role Snapshot</w:t>
+      </w:r>
+    </w:p>
+    <w:p>
+      <w:pPr>
+        <w:pStyle w:val="FirstParagraph"/>
+      </w:pPr>
+      <w:r>
+        <w:rPr>
+          <w:iCs/>
+          <w:i/>
+        </w:rPr>
         <w:t xml:space="preserve">Placeholder — in a live run, this section reports real, current research (recent news, funding, leadership changes, and how this role fits into what’s happening at the company right now) rather than invented detail. Since</w:t>
       </w:r>
       <w:r>
@@ -221,21 +449,14 @@
         <w:t xml:space="preserve">is a fictional placeholder for this sample, no real research is presented here rather than fabricating plausible-sounding company facts that could be mistaken for real findings.</w:t>
       </w:r>
     </w:p>
-    <w:p>
-      <w:r>
-        <w:pict>
-          <v:rect style="width:0;height:1.5pt" o:hralign="center" o:hrstd="t" o:hr="t"/>
-        </w:pict>
-      </w:r>
-    </w:p>
-    <w:bookmarkEnd w:id="21"/>
-    <w:bookmarkStart w:id="22" w:name="resume-to-jd-gap-map"/>
+    <w:bookmarkEnd w:id="22"/>
+    <w:bookmarkStart w:id="23" w:name="resume-to-jd-gap-map"/>
     <w:p>
       <w:pPr>
         <w:pStyle w:val="Heading2"/>
       </w:pPr>
       <w:r>
-        <w:t xml:space="preserve">2. Resume-to-JD Gap Map</w:t>
+        <w:t xml:space="preserve">3. Resume-to-JD Gap Map</w:t>
       </w:r>
     </w:p>
     <w:p>
@@ -348,21 +569,14 @@
         <w:t xml:space="preserve">not required, but it’s still worth expecting a direct question on it given zero exposure on your resume.</w:t>
       </w:r>
     </w:p>
-    <w:p>
-      <w:r>
-        <w:pict>
-          <v:rect style="width:0;height:1.5pt" o:hralign="center" o:hrstd="t" o:hr="t"/>
-        </w:pict>
-      </w:r>
-    </w:p>
-    <w:bookmarkEnd w:id="22"/>
-    <w:bookmarkStart w:id="23" w:name="Xf08354ed9a21f4f2aff862d762ff0cc1a96d1c7"/>
+    <w:bookmarkEnd w:id="23"/>
+    <w:bookmarkStart w:id="24" w:name="Xf08354ed9a21f4f2aff862d762ff0cc1a96d1c7"/>
     <w:p>
       <w:pPr>
         <w:pStyle w:val="Heading2"/>
       </w:pPr>
       <w:r>
-        <w:t xml:space="preserve">3. The</w:t>
+        <w:t xml:space="preserve">4. The</w:t>
       </w:r>
       <w:r>
         <w:t xml:space="preserve"> </w:t>
@@ -455,21 +669,14 @@
         <w:t xml:space="preserve">Both stay factual and forward-looking, name the cause plainly (a business-driven RIF, not a performance issue) without over-explaining it, and use the second sentence to pivot straight into genuine interest in the role rather than dwelling on the layoff itself.</w:t>
       </w:r>
     </w:p>
-    <w:p>
-      <w:r>
-        <w:pict>
-          <v:rect style="width:0;height:1.5pt" o:hralign="center" o:hrstd="t" o:hr="t"/>
-        </w:pict>
-      </w:r>
-    </w:p>
-    <w:bookmarkEnd w:id="23"/>
-    <w:bookmarkStart w:id="24" w:name="objection-reframing"/>
+    <w:bookmarkEnd w:id="24"/>
+    <w:bookmarkStart w:id="25" w:name="objection-reframing"/>
     <w:p>
       <w:pPr>
         <w:pStyle w:val="Heading2"/>
       </w:pPr>
       <w:r>
-        <w:t xml:space="preserve">4. Objection Reframing</w:t>
+        <w:t xml:space="preserve">5. Objection Reframing</w:t>
       </w:r>
     </w:p>
     <w:p>
@@ -596,21 +803,14 @@
         <w:t xml:space="preserve">This one is framed as neutral, not as an advantage — because it genuinely isn’t one. The honest version (real transferable muscle, real learning curve, no pretending otherwise) is more credible than forcing a false equivalence between financial services and healthcare.</w:t>
       </w:r>
     </w:p>
-    <w:p>
-      <w:r>
-        <w:pict>
-          <v:rect style="width:0;height:1.5pt" o:hralign="center" o:hrstd="t" o:hr="t"/>
-        </w:pict>
-      </w:r>
-    </w:p>
-    <w:bookmarkEnd w:id="24"/>
-    <w:bookmarkStart w:id="25" w:name="interviewer-research"/>
+    <w:bookmarkEnd w:id="25"/>
+    <w:bookmarkStart w:id="26" w:name="interviewer-research"/>
     <w:p>
       <w:pPr>
         <w:pStyle w:val="Heading2"/>
       </w:pPr>
       <w:r>
-        <w:t xml:space="preserve">5. Interviewer Research</w:t>
+        <w:t xml:space="preserve">6. Interviewer Research</w:t>
       </w:r>
     </w:p>
     <w:p>
@@ -631,21 +831,14 @@
         <w:t xml:space="preserve">(No placeholder persona was invented to fill this gap; if you add names before your call, re-run this tool with them included.)</w:t>
       </w:r>
     </w:p>
-    <w:p>
-      <w:r>
-        <w:pict>
-          <v:rect style="width:0;height:1.5pt" o:hralign="center" o:hrstd="t" o:hr="t"/>
-        </w:pict>
-      </w:r>
-    </w:p>
-    <w:bookmarkEnd w:id="25"/>
-    <w:bookmarkStart w:id="26" w:name="candidate-swot-analysis"/>
+    <w:bookmarkEnd w:id="26"/>
+    <w:bookmarkStart w:id="27" w:name="candidate-swot-analysis"/>
     <w:p>
       <w:pPr>
         <w:pStyle w:val="Heading2"/>
       </w:pPr>
       <w:r>
-        <w:t xml:space="preserve">6. Candidate SWOT Analysis</w:t>
+        <w:t xml:space="preserve">7. Candidate SWOT Analysis</w:t>
       </w:r>
     </w:p>
     <w:p>
@@ -834,21 +1027,14 @@
         <w:t xml:space="preserve">- People leadership is stated as a core requirement of the role (leading a team of 5), not just a preference — this is likely the single hardest gap to talk your way around, not just soften.</w:t>
       </w:r>
     </w:p>
-    <w:p>
-      <w:r>
-        <w:pict>
-          <v:rect style="width:0;height:1.5pt" o:hralign="center" o:hrstd="t" o:hr="t"/>
-        </w:pict>
-      </w:r>
-    </w:p>
-    <w:bookmarkEnd w:id="26"/>
-    <w:bookmarkStart w:id="27" w:name="video-call-logistics-checklist"/>
+    <w:bookmarkEnd w:id="27"/>
+    <w:bookmarkStart w:id="28" w:name="video-call-logistics-checklist"/>
     <w:p>
       <w:pPr>
         <w:pStyle w:val="Heading2"/>
       </w:pPr>
       <w:r>
-        <w:t xml:space="preserve">7. Video Call Logistics Checklist</w:t>
+        <w:t xml:space="preserve">8. Video Call Logistics Checklist</w:t>
       </w:r>
     </w:p>
     <w:p>
@@ -895,21 +1081,14 @@
         <w:t xml:space="preserve">- Keep water nearby.</w:t>
       </w:r>
     </w:p>
-    <w:p>
-      <w:r>
-        <w:pict>
-          <v:rect style="width:0;height:1.5pt" o:hralign="center" o:hrstd="t" o:hr="t"/>
-        </w:pict>
-      </w:r>
-    </w:p>
-    <w:bookmarkEnd w:id="27"/>
-    <w:bookmarkStart w:id="28" w:name="time-boxing-for-a-60-minute-call"/>
+    <w:bookmarkEnd w:id="28"/>
+    <w:bookmarkStart w:id="29" w:name="time-boxing-for-a-60-minute-call"/>
     <w:p>
       <w:pPr>
         <w:pStyle w:val="Heading2"/>
       </w:pPr>
       <w:r>
-        <w:t xml:space="preserve">8. Time-Boxing for a 60-Minute Call</w:t>
+        <w:t xml:space="preserve">9. Time-Boxing for a 60-Minute Call</w:t>
       </w:r>
     </w:p>
     <w:p>
@@ -939,7 +1118,25 @@
         <w:t xml:space="preserve"> </w:t>
       </w:r>
       <w:r>
-        <w:t xml:space="preserve">Rapport and introductions.</w:t>
+        <w:t xml:space="preserve">Rapport and introductions — expect</w:t>
+      </w:r>
+      <w:r>
+        <w:t xml:space="preserve"> </w:t>
+      </w:r>
+      <w:r>
+        <w:t xml:space="preserve">“</w:t>
+      </w:r>
+      <w:r>
+        <w:t xml:space="preserve">Tell me about yourself</w:t>
+      </w:r>
+      <w:r>
+        <w:t xml:space="preserve">”</w:t>
+      </w:r>
+      <w:r>
+        <w:t xml:space="preserve"> </w:t>
+      </w:r>
+      <w:r>
+        <w:t xml:space="preserve">here (Section 1).</w:t>
       </w:r>
       <w:r>
         <w:t xml:space="preserve"> </w:t>
@@ -983,7 +1180,7 @@
         <w:t xml:space="preserve"> </w:t>
       </w:r>
       <w:r>
-        <w:t xml:space="preserve">Your questions (Section 11 below).</w:t>
+        <w:t xml:space="preserve">Your questions (Section 12 below).</w:t>
       </w:r>
       <w:r>
         <w:t xml:space="preserve"> </w:t>
@@ -1016,21 +1213,14 @@
         <w:t xml:space="preserve">Keep individual answers to 90 seconds–2 minutes unless you’re explicitly asked to go deeper — one long answer can eat a meaningful chunk of a 60-minute call.</w:t>
       </w:r>
     </w:p>
-    <w:p>
-      <w:r>
-        <w:pict>
-          <v:rect style="width:0;height:1.5pt" o:hralign="center" o:hrstd="t" o:hr="t"/>
-        </w:pict>
-      </w:r>
-    </w:p>
-    <w:bookmarkEnd w:id="28"/>
-    <w:bookmarkStart w:id="29" w:name="my-top-34-stories"/>
+    <w:bookmarkEnd w:id="29"/>
+    <w:bookmarkStart w:id="30" w:name="my-top-34-stories"/>
     <w:p>
       <w:pPr>
         <w:pStyle w:val="Heading2"/>
       </w:pPr>
       <w:r>
-        <w:t xml:space="preserve">9. My Top 3–4 Stories</w:t>
+        <w:t xml:space="preserve">10. My Top 3–4 Stories</w:t>
       </w:r>
     </w:p>
     <w:p>
@@ -1325,21 +1515,14 @@
         <w:t xml:space="preserve">- The strongest remaining resume experience for the executive-relationship and cross-functional questions below is your VP/C-level relationship-building bullet. Structure it yourself with STAR (Situation, Task, Action, Result) — pick a specific moment building trust with a senior stakeholder, ideally one that held up under some kind of pressure or complexity. This isn’t written for you here, since only you know exactly what happened.</w:t>
       </w:r>
     </w:p>
-    <w:p>
-      <w:r>
-        <w:pict>
-          <v:rect style="width:0;height:1.5pt" o:hralign="center" o:hrstd="t" o:hr="t"/>
-        </w:pict>
-      </w:r>
-    </w:p>
-    <w:bookmarkEnd w:id="29"/>
-    <w:bookmarkStart w:id="30" w:name="likely-questions"/>
+    <w:bookmarkEnd w:id="30"/>
+    <w:bookmarkStart w:id="31" w:name="likely-questions"/>
     <w:p>
       <w:pPr>
         <w:pStyle w:val="Heading2"/>
       </w:pPr>
       <w:r>
-        <w:t xml:space="preserve">10. Likely Questions</w:t>
+        <w:t xml:space="preserve">11. Likely Questions</w:t>
       </w:r>
     </w:p>
     <w:p>
@@ -1433,7 +1616,7 @@
         <w:t xml:space="preserve"> </w:t>
       </w:r>
       <w:r>
-        <w:t xml:space="preserve">(arising directly from Section 2):</w:t>
+        <w:t xml:space="preserve">(arising directly from Section 3):</w:t>
       </w:r>
       <w:r>
         <w:t xml:space="preserve"> </w:t>
@@ -1448,21 +1631,14 @@
         <w:t xml:space="preserve">- This role sits in healthcare specifically — what’s your plan for getting up to speed on the industry?</w:t>
       </w:r>
     </w:p>
-    <w:p>
-      <w:r>
-        <w:pict>
-          <v:rect style="width:0;height:1.5pt" o:hralign="center" o:hrstd="t" o:hr="t"/>
-        </w:pict>
-      </w:r>
-    </w:p>
-    <w:bookmarkEnd w:id="30"/>
-    <w:bookmarkStart w:id="31" w:name="questions-to-ask-the-hiring-manager"/>
+    <w:bookmarkEnd w:id="31"/>
+    <w:bookmarkStart w:id="32" w:name="questions-to-ask-the-hiring-manager"/>
     <w:p>
       <w:pPr>
         <w:pStyle w:val="Heading2"/>
       </w:pPr>
       <w:r>
-        <w:t xml:space="preserve">11. Questions to Ask the Hiring Manager</w:t>
+        <w:t xml:space="preserve">12. Questions to Ask the Hiring Manager</w:t>
       </w:r>
     </w:p>
     <w:p>
@@ -1513,21 +1689,14 @@
         <w:t xml:space="preserve">What’s your own management style, and what do you look for in how a new Director ramps up with the team?</w:t>
       </w:r>
     </w:p>
-    <w:p>
-      <w:r>
-        <w:pict>
-          <v:rect style="width:0;height:1.5pt" o:hralign="center" o:hrstd="t" o:hr="t"/>
-        </w:pict>
-      </w:r>
-    </w:p>
-    <w:bookmarkEnd w:id="31"/>
-    <w:bookmarkStart w:id="33" w:name="logistics-checklist"/>
+    <w:bookmarkEnd w:id="32"/>
+    <w:bookmarkStart w:id="34" w:name="logistics-checklist"/>
     <w:p>
       <w:pPr>
         <w:pStyle w:val="Heading2"/>
       </w:pPr>
       <w:r>
-        <w:t xml:space="preserve">12. Logistics Checklist</w:t>
+        <w:t xml:space="preserve">13. Logistics Checklist</w:t>
       </w:r>
     </w:p>
     <w:p>
@@ -1551,7 +1720,7 @@
         <w:pStyle w:val="Compact"/>
       </w:pPr>
       <w:r>
-        <w:t xml:space="preserve">Your own questions (Section 11) written down — no printed agenda to glance at on a video call.</w:t>
+        <w:t xml:space="preserve">Your own questions (Section 12) written down — no printed agenda to glance at on a video call.</w:t>
       </w:r>
     </w:p>
     <w:p>
@@ -1567,13 +1736,6 @@
       </w:r>
     </w:p>
     <w:p>
-      <w:r>
-        <w:pict>
-          <v:rect style="width:0;height:1.5pt" o:hralign="center" o:hrstd="t" o:hr="t"/>
-        </w:pict>
-      </w:r>
-    </w:p>
-    <w:p>
       <w:pPr>
         <w:pStyle w:val="FirstParagraph"/>
       </w:pPr>
@@ -1591,7 +1753,7 @@
         </w:rPr>
         <w:t xml:space="preserve"> </w:t>
       </w:r>
-      <w:hyperlink r:id="rId32">
+      <w:hyperlink r:id="rId33">
         <w:r>
           <w:rPr>
             <w:rStyle w:val="Hyperlink"/>
@@ -1616,8 +1778,8 @@
         <w:t xml:space="preserve">into a Claude conversation, Hiring Manager Interview mode.</w:t>
       </w:r>
     </w:p>
-    <w:bookmarkEnd w:id="33"/>
     <w:bookmarkEnd w:id="34"/>
+    <w:bookmarkEnd w:id="35"/>
     <w:sectPr/>
   </w:body>
 </w:document>
@@ -2298,7 +2460,7 @@
       <w:color w:themeColor="accent1" w:themeShade="BF" w:val="365F91"/>
     </w:rPr>
   </w:style>
-  <w:style w:type="paragraph" w:customStyle="1" w:styleId="SourceCode">
+  <w:style w:customStyle="1" w:styleId="SourceCode" w:type="paragraph">
     <w:name w:val="Source Code"/>
     <w:basedOn w:val="Normal"/>
     <w:link w:val="VerbatimChar"/>
@@ -2306,7 +2468,7 @@
       <w:wordWrap w:val="off"/>
     </w:pPr>
   </w:style>
-  <w:style w:type="character" w:customStyle="1" w:styleId="KeywordTok">
+  <w:style w:customStyle="1" w:styleId="KeywordTok" w:type="character">
     <w:name w:val="KeywordTok"/>
     <w:basedOn w:val="VerbatimChar"/>
     <w:rPr>
@@ -2314,77 +2476,77 @@
       <w:b/>
     </w:rPr>
   </w:style>
-  <w:style w:type="character" w:customStyle="1" w:styleId="DataTypeTok">
+  <w:style w:customStyle="1" w:styleId="DataTypeTok" w:type="character">
     <w:name w:val="DataTypeTok"/>
     <w:basedOn w:val="VerbatimChar"/>
     <w:rPr>
       <w:color w:val="902000"/>
     </w:rPr>
   </w:style>
-  <w:style w:type="character" w:customStyle="1" w:styleId="DecValTok">
+  <w:style w:customStyle="1" w:styleId="DecValTok" w:type="character">
     <w:name w:val="DecValTok"/>
     <w:basedOn w:val="VerbatimChar"/>
     <w:rPr>
       <w:color w:val="40a070"/>
     </w:rPr>
   </w:style>
-  <w:style w:type="character" w:customStyle="1" w:styleId="BaseNTok">
+  <w:style w:customStyle="1" w:styleId="BaseNTok" w:type="character">
     <w:name w:val="BaseNTok"/>
     <w:basedOn w:val="VerbatimChar"/>
     <w:rPr>
       <w:color w:val="40a070"/>
     </w:rPr>
   </w:style>
-  <w:style w:type="character" w:customStyle="1" w:styleId="FloatTok">
+  <w:style w:customStyle="1" w:styleId="FloatTok" w:type="character">
     <w:name w:val="FloatTok"/>
     <w:basedOn w:val="VerbatimChar"/>
     <w:rPr>
       <w:color w:val="40a070"/>
     </w:rPr>
   </w:style>
-  <w:style w:type="character" w:customStyle="1" w:styleId="ConstantTok">
+  <w:style w:customStyle="1" w:styleId="ConstantTok" w:type="character">
     <w:name w:val="ConstantTok"/>
     <w:basedOn w:val="VerbatimChar"/>
     <w:rPr>
       <w:color w:val="880000"/>
     </w:rPr>
   </w:style>
-  <w:style w:type="character" w:customStyle="1" w:styleId="CharTok">
+  <w:style w:customStyle="1" w:styleId="CharTok" w:type="character">
     <w:name w:val="CharTok"/>
     <w:basedOn w:val="VerbatimChar"/>
     <w:rPr>
       <w:color w:val="4070a0"/>
     </w:rPr>
   </w:style>
-  <w:style w:type="character" w:customStyle="1" w:styleId="SpecialCharTok">
+  <w:style w:customStyle="1" w:styleId="SpecialCharTok" w:type="character">
     <w:name w:val="SpecialCharTok"/>
     <w:basedOn w:val="VerbatimChar"/>
     <w:rPr>
       <w:color w:val="4070a0"/>
     </w:rPr>
   </w:style>
-  <w:style w:type="character" w:customStyle="1" w:styleId="StringTok">
+  <w:style w:customStyle="1" w:styleId="StringTok" w:type="character">
     <w:name w:val="StringTok"/>
     <w:basedOn w:val="VerbatimChar"/>
     <w:rPr>
       <w:color w:val="4070a0"/>
     </w:rPr>
   </w:style>
-  <w:style w:type="character" w:customStyle="1" w:styleId="VerbatimStringTok">
+  <w:style w:customStyle="1" w:styleId="VerbatimStringTok" w:type="character">
     <w:name w:val="VerbatimStringTok"/>
     <w:basedOn w:val="VerbatimChar"/>
     <w:rPr>
       <w:color w:val="4070a0"/>
     </w:rPr>
   </w:style>
-  <w:style w:type="character" w:customStyle="1" w:styleId="SpecialStringTok">
+  <w:style w:customStyle="1" w:styleId="SpecialStringTok" w:type="character">
     <w:name w:val="SpecialStringTok"/>
     <w:basedOn w:val="VerbatimChar"/>
     <w:rPr>
       <w:color w:val="bb6688"/>
     </w:rPr>
   </w:style>
-  <w:style w:type="character" w:customStyle="1" w:styleId="ImportTok">
+  <w:style w:customStyle="1" w:styleId="ImportTok" w:type="character">
     <w:name w:val="ImportTok"/>
     <w:basedOn w:val="VerbatimChar"/>
     <w:rPr>
@@ -2392,7 +2554,7 @@
       <w:b/>
     </w:rPr>
   </w:style>
-  <w:style w:type="character" w:customStyle="1" w:styleId="CommentTok">
+  <w:style w:customStyle="1" w:styleId="CommentTok" w:type="character">
     <w:name w:val="CommentTok"/>
     <w:basedOn w:val="VerbatimChar"/>
     <w:rPr>
@@ -2400,7 +2562,7 @@
       <w:i/>
     </w:rPr>
   </w:style>
-  <w:style w:type="character" w:customStyle="1" w:styleId="DocumentationTok">
+  <w:style w:customStyle="1" w:styleId="DocumentationTok" w:type="character">
     <w:name w:val="DocumentationTok"/>
     <w:basedOn w:val="VerbatimChar"/>
     <w:rPr>
@@ -2408,7 +2570,7 @@
       <w:i/>
     </w:rPr>
   </w:style>
-  <w:style w:type="character" w:customStyle="1" w:styleId="AnnotationTok">
+  <w:style w:customStyle="1" w:styleId="AnnotationTok" w:type="character">
     <w:name w:val="AnnotationTok"/>
     <w:basedOn w:val="VerbatimChar"/>
     <w:rPr>
@@ -2417,7 +2579,7 @@
       <w:i/>
     </w:rPr>
   </w:style>
-  <w:style w:type="character" w:customStyle="1" w:styleId="CommentVarTok">
+  <w:style w:customStyle="1" w:styleId="CommentVarTok" w:type="character">
     <w:name w:val="CommentVarTok"/>
     <w:basedOn w:val="VerbatimChar"/>
     <w:rPr>
@@ -2426,28 +2588,28 @@
       <w:i/>
     </w:rPr>
   </w:style>
-  <w:style w:type="character" w:customStyle="1" w:styleId="OtherTok">
+  <w:style w:customStyle="1" w:styleId="OtherTok" w:type="character">
     <w:name w:val="OtherTok"/>
     <w:basedOn w:val="VerbatimChar"/>
     <w:rPr>
       <w:color w:val="007020"/>
     </w:rPr>
   </w:style>
-  <w:style w:type="character" w:customStyle="1" w:styleId="FunctionTok">
+  <w:style w:customStyle="1" w:styleId="FunctionTok" w:type="character">
     <w:name w:val="FunctionTok"/>
     <w:basedOn w:val="VerbatimChar"/>
     <w:rPr>
       <w:color w:val="06287e"/>
     </w:rPr>
   </w:style>
-  <w:style w:type="character" w:customStyle="1" w:styleId="VariableTok">
+  <w:style w:customStyle="1" w:styleId="VariableTok" w:type="character">
     <w:name w:val="VariableTok"/>
     <w:basedOn w:val="VerbatimChar"/>
     <w:rPr>
       <w:color w:val="19177c"/>
     </w:rPr>
   </w:style>
-  <w:style w:type="character" w:customStyle="1" w:styleId="ControlFlowTok">
+  <w:style w:customStyle="1" w:styleId="ControlFlowTok" w:type="character">
     <w:name w:val="ControlFlowTok"/>
     <w:basedOn w:val="VerbatimChar"/>
     <w:rPr>
@@ -2455,45 +2617,45 @@
       <w:b/>
     </w:rPr>
   </w:style>
-  <w:style w:type="character" w:customStyle="1" w:styleId="OperatorTok">
+  <w:style w:customStyle="1" w:styleId="OperatorTok" w:type="character">
     <w:name w:val="OperatorTok"/>
     <w:basedOn w:val="VerbatimChar"/>
     <w:rPr>
       <w:color w:val="666666"/>
     </w:rPr>
   </w:style>
-  <w:style w:type="character" w:customStyle="1" w:styleId="BuiltInTok">
+  <w:style w:customStyle="1" w:styleId="BuiltInTok" w:type="character">
     <w:name w:val="BuiltInTok"/>
     <w:basedOn w:val="VerbatimChar"/>
     <w:rPr>
       <w:color w:val="008000"/>
     </w:rPr>
   </w:style>
-  <w:style w:type="character" w:customStyle="1" w:styleId="ExtensionTok">
+  <w:style w:customStyle="1" w:styleId="ExtensionTok" w:type="character">
     <w:name w:val="ExtensionTok"/>
     <w:basedOn w:val="VerbatimChar"/>
     <w:rPr/>
   </w:style>
-  <w:style w:type="character" w:customStyle="1" w:styleId="PreprocessorTok">
+  <w:style w:customStyle="1" w:styleId="PreprocessorTok" w:type="character">
     <w:name w:val="PreprocessorTok"/>
     <w:basedOn w:val="VerbatimChar"/>
     <w:rPr>
       <w:color w:val="bc7a00"/>
     </w:rPr>
   </w:style>
-  <w:style w:type="character" w:customStyle="1" w:styleId="AttributeTok">
+  <w:style w:customStyle="1" w:styleId="AttributeTok" w:type="character">
     <w:name w:val="AttributeTok"/>
     <w:basedOn w:val="VerbatimChar"/>
     <w:rPr>
       <w:color w:val="7d9029"/>
     </w:rPr>
   </w:style>
-  <w:style w:type="character" w:customStyle="1" w:styleId="RegionMarkerTok">
+  <w:style w:customStyle="1" w:styleId="RegionMarkerTok" w:type="character">
     <w:name w:val="RegionMarkerTok"/>
     <w:basedOn w:val="VerbatimChar"/>
     <w:rPr/>
   </w:style>
-  <w:style w:type="character" w:customStyle="1" w:styleId="InformationTok">
+  <w:style w:customStyle="1" w:styleId="InformationTok" w:type="character">
     <w:name w:val="InformationTok"/>
     <w:basedOn w:val="VerbatimChar"/>
     <w:rPr>
@@ -2502,7 +2664,7 @@
       <w:i/>
     </w:rPr>
   </w:style>
-  <w:style w:type="character" w:customStyle="1" w:styleId="WarningTok">
+  <w:style w:customStyle="1" w:styleId="WarningTok" w:type="character">
     <w:name w:val="WarningTok"/>
     <w:basedOn w:val="VerbatimChar"/>
     <w:rPr>
@@ -2511,7 +2673,7 @@
       <w:i/>
     </w:rPr>
   </w:style>
-  <w:style w:type="character" w:customStyle="1" w:styleId="AlertTok">
+  <w:style w:customStyle="1" w:styleId="AlertTok" w:type="character">
     <w:name w:val="AlertTok"/>
     <w:basedOn w:val="VerbatimChar"/>
     <w:rPr>
@@ -2519,7 +2681,7 @@
       <w:b/>
     </w:rPr>
   </w:style>
-  <w:style w:type="character" w:customStyle="1" w:styleId="ErrorTok">
+  <w:style w:customStyle="1" w:styleId="ErrorTok" w:type="character">
     <w:name w:val="ErrorTok"/>
     <w:basedOn w:val="VerbatimChar"/>
     <w:rPr>
@@ -2527,7 +2689,7 @@
       <w:b/>
     </w:rPr>
   </w:style>
-  <w:style w:type="character" w:customStyle="1" w:styleId="NormalTok">
+  <w:style w:customStyle="1" w:styleId="NormalTok" w:type="character">
     <w:name w:val="NormalTok"/>
     <w:basedOn w:val="VerbatimChar"/>
     <w:rPr/>

--- a/interview_sample_output.docx
+++ b/interview_sample_output.docx
@@ -91,7 +91,7 @@
           <w:iCs/>
           <w:i/>
         </w:rPr>
-        <w:t xml:space="preserve">answer, with [bracketed placeholders] where the resume doesn’t supply a fact.</w:t>
+        <w:t xml:space="preserve">answer built from the resume alone, since the optional Where you’re from and Education fields were left blank.</w:t>
       </w:r>
     </w:p>
     <w:bookmarkStart w:id="20" w:name="quick-reference"/>
@@ -112,7 +112,7 @@
           <w:bCs/>
           <w:b/>
         </w:rPr>
-        <w:t xml:space="preserve">Tell me about yourself (~40 sec, fill in the brackets first):</w:t>
+        <w:t xml:space="preserve">Tell me about yourself (~35 sec):</w:t>
       </w:r>
     </w:p>
     <w:p>
@@ -123,7 +123,7 @@
         <w:t xml:space="preserve">“</w:t>
       </w:r>
       <w:r>
-        <w:t xml:space="preserve">I’m from [hometown] and earned my [degree] at [school]. I built my career in enterprise SaaS sales, growing a territory from zero to $1.8 million in ARR. Most recently, I managed 30 enterprise accounts, closed $4.2 million in new ARR in 2025, and personally owned renewals on my five largest accounts for two years. That lines up with what this role needs: renewal ownership on high-stakes accounts, trusted VP- and C-level relationships, and a record of building from scratch. I’d bring all three to protecting and growing your $40 million renewal book.</w:t>
+        <w:t xml:space="preserve">My foundation is enterprise SaaS sales, where I grew a territory from zero to $1.8 million in ARR. Most recently, I managed 30 enterprise accounts, closed $4.2 million in new ARR in 2025, and personally owned renewals on my five largest accounts for two years. For this role, I’d bring hands-on renewal ownership, trusted VP- and C-level relationships, and a record of building from scratch. That’s why the chance to own a $40 million renewal book stood out to me.</w:t>
       </w:r>
       <w:r>
         <w:t xml:space="preserve">”</w:t>
@@ -186,13 +186,25 @@
           <w:bCs/>
           <w:b/>
         </w:rPr>
-        <w:t xml:space="preserve">Gap/leaving answer:</w:t>
-      </w:r>
-      <w:r>
-        <w:t xml:space="preserve"> </w:t>
-      </w:r>
-      <w:r>
-        <w:t xml:space="preserve">laid off in a reduction in force (soft second half, not performance-related) — two spoken-ready variants drafted, see Section 4</w:t>
+        <w:t xml:space="preserve">Gap + pivot:</w:t>
+      </w:r>
+      <w:r>
+        <w:t xml:space="preserve"> </w:t>
+      </w:r>
+      <w:r>
+        <w:t xml:space="preserve">“</w:t>
+      </w:r>
+      <w:r>
+        <w:t xml:space="preserve">My role was eliminated in a reduction in force when the company scaled back its enterprise sales organization. For the past two years I’ve owned the renewals on my five largest accounts, and this role puts that work at the center of the job.</w:t>
+      </w:r>
+      <w:r>
+        <w:t xml:space="preserve">”</w:t>
+      </w:r>
+      <w:r>
+        <w:t xml:space="preserve"> </w:t>
+      </w:r>
+      <w:r>
+        <w:t xml:space="preserve">(see Section 4)</w:t>
       </w:r>
       <w:r>
         <w:t xml:space="preserve"> </w:t>
@@ -248,7 +260,7 @@
           <w:iCs/>
           <w:i/>
         </w:rPr>
-        <w:t xml:space="preserve">Usually the first question on the call, and it frames everything after it, so most of the time goes to Part 3: the strengths you most want this hiring manager to dig into. Built only from your resume and STAR stories. Your resume doesn’t say where you’re from or where you went to school, so those are [bracketed placeholders] for you to fill in.</w:t>
+        <w:t xml:space="preserve">Usually the first question on the call, and it frames everything after it, so most of the time goes to Part 3: the strengths you most want this hiring manager to dig into. Built only from your resume and STAR stories, since the optional Where you’re from and Education fields were left blank.</w:t>
       </w:r>
     </w:p>
     <w:p>
@@ -271,7 +283,7 @@
         <w:t xml:space="preserve">“</w:t>
       </w:r>
       <w:r>
-        <w:t xml:space="preserve">I’m from [hometown] and earned my [degree] at [school]. I built my career in enterprise SaaS sales, growing a territory from zero to $1.8 million in ARR.</w:t>
+        <w:t xml:space="preserve">My foundation is enterprise SaaS sales, where I grew a territory from zero to $1.8 million in ARR.</w:t>
       </w:r>
       <w:r>
         <w:t xml:space="preserve">”</w:t>
@@ -324,7 +336,7 @@
         <w:t xml:space="preserve"> </w:t>
       </w:r>
       <w:r>
-        <w:t xml:space="preserve">— the three resume strengths that line up most directly with the job description.</w:t>
+        <w:t xml:space="preserve">— the three resume strengths that line up most directly with the job description, ending on a hook tied to this role.</w:t>
       </w:r>
     </w:p>
     <w:p>
@@ -335,7 +347,7 @@
         <w:t xml:space="preserve">“</w:t>
       </w:r>
       <w:r>
-        <w:t xml:space="preserve">That lines up with what this role needs: renewal ownership on high-stakes accounts, trusted VP- and C-level relationships, and a record of building from scratch. I’d bring all three to protecting and growing your $40 million renewal book.</w:t>
+        <w:t xml:space="preserve">For this role, I’d bring hands-on renewal ownership, trusted VP- and C-level relationships, and a record of building from scratch. That’s why the chance to own a $40 million renewal book stood out to me.</w:t>
       </w:r>
       <w:r>
         <w:t xml:space="preserve">”</w:t>
@@ -350,7 +362,7 @@
           <w:bCs/>
           <w:b/>
         </w:rPr>
-        <w:t xml:space="preserve">All together (~92 words, about 40 seconds):</w:t>
+        <w:t xml:space="preserve">(a) The full answer (~80 words, about 35 seconds):</w:t>
       </w:r>
     </w:p>
     <w:p>
@@ -361,7 +373,7 @@
         <w:t xml:space="preserve">“</w:t>
       </w:r>
       <w:r>
-        <w:t xml:space="preserve">I’m from [hometown] and earned my [degree] at [school]. I built my career in enterprise SaaS sales, growing a territory from zero to $1.8 million in ARR. Most recently, I managed 30 enterprise accounts, closed $4.2 million in new ARR in 2025, and personally owned renewals on my five largest accounts for two years. That lines up with what this role needs: renewal ownership on high-stakes accounts, trusted VP- and C-level relationships, and a record of building from scratch. I’d bring all three to protecting and growing your $40 million renewal book.</w:t>
+        <w:t xml:space="preserve">My foundation is enterprise SaaS sales, where I grew a territory from zero to $1.8 million in ARR. Most recently, I managed 30 enterprise accounts, closed $4.2 million in new ARR in 2025, and personally owned renewals on my five largest accounts for two years. For this role, I’d bring hands-on renewal ownership, trusted VP- and C-level relationships, and a record of building from scratch. That’s why the chance to own a $40 million renewal book stood out to me.</w:t>
       </w:r>
       <w:r>
         <w:t xml:space="preserve">”</w:t>
@@ -376,13 +388,99 @@
           <w:bCs/>
           <w:b/>
         </w:rPr>
-        <w:t xml:space="preserve">Delivery note:</w:t>
-      </w:r>
-      <w:r>
-        <w:t xml:space="preserve"> </w:t>
-      </w:r>
-      <w:r>
-        <w:t xml:space="preserve">Stay under 45 seconds. Part 1 is a quick setup, not a walk through every job in order. Stop after Part 3 and let the hiring manager choose the next question; they’ll usually pull on one of the three things you just named.</w:t>
+        <w:t xml:space="preserve">(b) 20-second version</w:t>
+      </w:r>
+      <w:r>
+        <w:t xml:space="preserve"> </w:t>
+      </w:r>
+      <w:r>
+        <w:t xml:space="preserve">(for a panel where several people ask, or a quick networking conversation):</w:t>
+      </w:r>
+    </w:p>
+    <w:p>
+      <w:pPr>
+        <w:pStyle w:val="BlockText"/>
+      </w:pPr>
+      <w:r>
+        <w:t xml:space="preserve">“</w:t>
+      </w:r>
+      <w:r>
+        <w:t xml:space="preserve">Most recently, I managed 30 enterprise accounts, closed $4.2 million in new ARR, and owned renewals on my five largest. I’d bring that renewal ownership and those executive relationships here, which is why owning a $40 million renewal book stood out to me.</w:t>
+      </w:r>
+      <w:r>
+        <w:t xml:space="preserve">”</w:t>
+      </w:r>
+    </w:p>
+    <w:p>
+      <w:pPr>
+        <w:pStyle w:val="FirstParagraph"/>
+      </w:pPr>
+      <w:r>
+        <w:rPr>
+          <w:bCs/>
+          <w:b/>
+        </w:rPr>
+        <w:t xml:space="preserve">(c) Likely next question:</w:t>
+      </w:r>
+      <w:r>
+        <w:t xml:space="preserve"> </w:t>
+      </w:r>
+      <w:r>
+        <w:t xml:space="preserve">expect</w:t>
+      </w:r>
+      <w:r>
+        <w:t xml:space="preserve"> </w:t>
+      </w:r>
+      <w:r>
+        <w:t xml:space="preserve">“</w:t>
+      </w:r>
+      <w:r>
+        <w:t xml:space="preserve">So what happened there?</w:t>
+      </w:r>
+      <w:r>
+        <w:t xml:space="preserve">”</w:t>
+      </w:r>
+      <w:r>
+        <w:t xml:space="preserve"> </w:t>
+      </w:r>
+      <w:r>
+        <w:t xml:space="preserve">right after this. Part 2 deliberately doesn’t mention the layoff. Go straight to the gap statement and pivot in Section 4.</w:t>
+      </w:r>
+    </w:p>
+    <w:p>
+      <w:pPr>
+        <w:pStyle w:val="BodyText"/>
+      </w:pPr>
+      <w:r>
+        <w:rPr>
+          <w:bCs/>
+          <w:b/>
+        </w:rPr>
+        <w:t xml:space="preserve">(d) Part 1 note:</w:t>
+      </w:r>
+      <w:r>
+        <w:t xml:space="preserve"> </w:t>
+      </w:r>
+      <w:r>
+        <w:t xml:space="preserve">your resume doesn’t say where you’re from or where you went to school, so Part 1 leaves both out and opens with your career foundation. Fill in the optional Where you’re from and Education fields in the tool to round it out.</w:t>
+      </w:r>
+    </w:p>
+    <w:p>
+      <w:pPr>
+        <w:pStyle w:val="BodyText"/>
+      </w:pPr>
+      <w:r>
+        <w:rPr>
+          <w:bCs/>
+          <w:b/>
+        </w:rPr>
+        <w:t xml:space="preserve">(e) Delivery note:</w:t>
+      </w:r>
+      <w:r>
+        <w:t xml:space="preserve"> </w:t>
+      </w:r>
+      <w:r>
+        <w:t xml:space="preserve">stay under 45 seconds, and don’t walk through every job in order. Stop after the hook and let the hiring manager choose the next question; they’ll usually pull on one of the three things you just named.</w:t>
       </w:r>
     </w:p>
     <w:bookmarkEnd w:id="21"/>
@@ -470,34 +568,58 @@
         </w:rPr>
         <w:t xml:space="preserve">Where you map cleanly — your strongest talking points:</w:t>
       </w:r>
-      <w:r>
-        <w:t xml:space="preserve"> </w:t>
-      </w:r>
-      <w:r>
-        <w:t xml:space="preserve">- Enterprise account ownership at meaningful scale (30 accounts, $4.2M new ARR closed in 2025) — this role’s $40M renewal book is a scale-up of exactly what you already do.</w:t>
-      </w:r>
-      <w:r>
-        <w:t xml:space="preserve"> </w:t>
-      </w:r>
-      <w:r>
-        <w:t xml:space="preserve">- De facto renewal ownership on your top 5 accounts for two years — the single most direct match to this role’s core mandate, despite never carrying the title.</w:t>
-      </w:r>
-      <w:r>
-        <w:t xml:space="preserve"> </w:t>
-      </w:r>
-      <w:r>
-        <w:t xml:space="preserve">- Executive-level relationship building (VP/C-level) — matches the seniority this role’s stakeholder base requires.</w:t>
-      </w:r>
-      <w:r>
-        <w:t xml:space="preserve"> </w:t>
-      </w:r>
-      <w:r>
-        <w:t xml:space="preserve">- A prior track record of building something from zero (territory growth from $0 to $1.8M ARR over 3 years) — relevant evidence of ramp speed if any part of this book turns out to be underdeveloped.</w:t>
-      </w:r>
-    </w:p>
-    <w:p>
-      <w:pPr>
-        <w:pStyle w:val="BodyText"/>
+    </w:p>
+    <w:p>
+      <w:pPr>
+        <w:numPr>
+          <w:ilvl w:val="0"/>
+          <w:numId w:val="1001"/>
+        </w:numPr>
+        <w:pStyle w:val="Compact"/>
+      </w:pPr>
+      <w:r>
+        <w:t xml:space="preserve">Enterprise account ownership at meaningful scale (30 accounts, $4.2M new ARR closed in 2025) — this role’s $40M renewal book is a scale-up of exactly what you already do.</w:t>
+      </w:r>
+    </w:p>
+    <w:p>
+      <w:pPr>
+        <w:numPr>
+          <w:ilvl w:val="0"/>
+          <w:numId w:val="1001"/>
+        </w:numPr>
+        <w:pStyle w:val="Compact"/>
+      </w:pPr>
+      <w:r>
+        <w:t xml:space="preserve">De facto renewal ownership on your top 5 accounts for two years — the single most direct match to this role’s core mandate, despite never carrying the title.</w:t>
+      </w:r>
+    </w:p>
+    <w:p>
+      <w:pPr>
+        <w:numPr>
+          <w:ilvl w:val="0"/>
+          <w:numId w:val="1001"/>
+        </w:numPr>
+        <w:pStyle w:val="Compact"/>
+      </w:pPr>
+      <w:r>
+        <w:t xml:space="preserve">Executive-level relationship building (VP/C-level) — matches the seniority this role’s stakeholder base requires.</w:t>
+      </w:r>
+    </w:p>
+    <w:p>
+      <w:pPr>
+        <w:numPr>
+          <w:ilvl w:val="0"/>
+          <w:numId w:val="1001"/>
+        </w:numPr>
+        <w:pStyle w:val="Compact"/>
+      </w:pPr>
+      <w:r>
+        <w:t xml:space="preserve">A prior track record of building something from zero (territory growth from $0 to $1.8M ARR over 3 years) — relevant evidence of ramp speed if any part of this book turns out to be underdeveloped.</w:t>
+      </w:r>
+    </w:p>
+    <w:p>
+      <w:pPr>
+        <w:pStyle w:val="FirstParagraph"/>
       </w:pPr>
       <w:r>
         <w:rPr>
@@ -506,15 +628,15 @@
         </w:rPr>
         <w:t xml:space="preserve">Where there’s a real gap — expect the interviewer to probe here:</w:t>
       </w:r>
-      <w:r>
-        <w:t xml:space="preserve"> </w:t>
-      </w:r>
-      <w:r>
-        <w:t xml:space="preserve">-</w:t>
-      </w:r>
-      <w:r>
-        <w:t xml:space="preserve"> </w:t>
-      </w:r>
+    </w:p>
+    <w:p>
+      <w:pPr>
+        <w:numPr>
+          <w:ilvl w:val="0"/>
+          <w:numId w:val="1002"/>
+        </w:numPr>
+        <w:pStyle w:val="Compact"/>
+      </w:pPr>
       <w:r>
         <w:rPr>
           <w:bCs/>
@@ -528,15 +650,15 @@
       <w:r>
         <w:t xml:space="preserve">This role leads a team of 5 CSMs. Your resume shows you trained 4 new hires on discovery and objection handling, but that’s peer-level coaching, not formal management authority — the interviewer will likely ask directly how you’d approach leading a team for the first time. This is a genuine gap, not a wording issue, and shouldn’t be softened into a non-gap.</w:t>
       </w:r>
-      <w:r>
-        <w:t xml:space="preserve"> </w:t>
-      </w:r>
-      <w:r>
-        <w:t xml:space="preserve">-</w:t>
-      </w:r>
-      <w:r>
-        <w:t xml:space="preserve"> </w:t>
-      </w:r>
+    </w:p>
+    <w:p>
+      <w:pPr>
+        <w:numPr>
+          <w:ilvl w:val="0"/>
+          <w:numId w:val="1002"/>
+        </w:numPr>
+        <w:pStyle w:val="Compact"/>
+      </w:pPr>
       <w:r>
         <w:rPr>
           <w:bCs/>
@@ -606,7 +728,7 @@
           <w:iCs/>
           <w:i/>
         </w:rPr>
-        <w:t xml:space="preserve">Drafted directly from the reason you gave — laid off in a reduction in force when your last company scaled back its enterprise sales org after a soft second half; not performance-related. Two spoken-ready variants, since hiring managers tend to probe this a bit deeper than a recruiter screen would — both are built to hold up under one natural follow-up.</w:t>
+        <w:t xml:space="preserve">Built from the reason you gave: laid off in a reduction in force when your last company scaled back its enterprise sales org after a soft second half. State it, pivot, stop.</w:t>
       </w:r>
     </w:p>
     <w:p>
@@ -618,7 +740,169 @@
           <w:bCs/>
           <w:b/>
         </w:rPr>
-        <w:t xml:space="preserve">Variant 1 (brief, one sentence):</w:t>
+        <w:t xml:space="preserve">(a) Gap statement — pick one:</w:t>
+      </w:r>
+    </w:p>
+    <w:p>
+      <w:pPr>
+        <w:numPr>
+          <w:ilvl w:val="0"/>
+          <w:numId w:val="1003"/>
+        </w:numPr>
+        <w:pStyle w:val="Compact"/>
+      </w:pPr>
+      <w:r>
+        <w:t xml:space="preserve">“</w:t>
+      </w:r>
+      <w:r>
+        <w:t xml:space="preserve">My role was eliminated in a reduction in force when the company scaled back its enterprise sales organization.</w:t>
+      </w:r>
+      <w:r>
+        <w:t xml:space="preserve">”</w:t>
+      </w:r>
+    </w:p>
+    <w:p>
+      <w:pPr>
+        <w:numPr>
+          <w:ilvl w:val="0"/>
+          <w:numId w:val="1003"/>
+        </w:numPr>
+        <w:pStyle w:val="Compact"/>
+      </w:pPr>
+      <w:r>
+        <w:t xml:space="preserve">“</w:t>
+      </w:r>
+      <w:r>
+        <w:t xml:space="preserve">My position was part of a reduction in force after the company cut enterprise sales headcount following a soft second half.</w:t>
+      </w:r>
+      <w:r>
+        <w:t xml:space="preserve">”</w:t>
+      </w:r>
+    </w:p>
+    <w:p>
+      <w:pPr>
+        <w:numPr>
+          <w:ilvl w:val="0"/>
+          <w:numId w:val="1003"/>
+        </w:numPr>
+        <w:pStyle w:val="Compact"/>
+      </w:pPr>
+      <w:r>
+        <w:t xml:space="preserve">“</w:t>
+      </w:r>
+      <w:r>
+        <w:t xml:space="preserve">The company restructured its enterprise sales team after a slower second half, and my role was eliminated.</w:t>
+      </w:r>
+      <w:r>
+        <w:t xml:space="preserve">”</w:t>
+      </w:r>
+    </w:p>
+    <w:p>
+      <w:pPr>
+        <w:pStyle w:val="FirstParagraph"/>
+      </w:pPr>
+      <w:r>
+        <w:rPr>
+          <w:bCs/>
+          <w:b/>
+        </w:rPr>
+        <w:t xml:space="preserve">(b) Pivot — pick one:</w:t>
+      </w:r>
+    </w:p>
+    <w:p>
+      <w:pPr>
+        <w:numPr>
+          <w:ilvl w:val="0"/>
+          <w:numId w:val="1004"/>
+        </w:numPr>
+        <w:pStyle w:val="Compact"/>
+      </w:pPr>
+      <w:r>
+        <w:rPr>
+          <w:iCs/>
+          <w:i/>
+        </w:rPr>
+        <w:t xml:space="preserve">General:</w:t>
+      </w:r>
+      <w:r>
+        <w:t xml:space="preserve"> </w:t>
+      </w:r>
+      <w:r>
+        <w:t xml:space="preserve">“</w:t>
+      </w:r>
+      <w:r>
+        <w:t xml:space="preserve">Now I’m looking to build on a growing book rather than a shrinking one, and this role is exactly that.</w:t>
+      </w:r>
+      <w:r>
+        <w:t xml:space="preserve">”</w:t>
+      </w:r>
+    </w:p>
+    <w:p>
+      <w:pPr>
+        <w:numPr>
+          <w:ilvl w:val="0"/>
+          <w:numId w:val="1004"/>
+        </w:numPr>
+        <w:pStyle w:val="Compact"/>
+      </w:pPr>
+      <w:r>
+        <w:rPr>
+          <w:iCs/>
+          <w:i/>
+        </w:rPr>
+        <w:t xml:space="preserve">From your resume:</w:t>
+      </w:r>
+      <w:r>
+        <w:t xml:space="preserve"> </w:t>
+      </w:r>
+      <w:r>
+        <w:t xml:space="preserve">“</w:t>
+      </w:r>
+      <w:r>
+        <w:t xml:space="preserve">For the past two years I’ve owned the renewals on my five largest accounts, and this role puts that work at the center of the job.</w:t>
+      </w:r>
+      <w:r>
+        <w:t xml:space="preserve">”</w:t>
+      </w:r>
+    </w:p>
+    <w:p>
+      <w:pPr>
+        <w:numPr>
+          <w:ilvl w:val="0"/>
+          <w:numId w:val="1004"/>
+        </w:numPr>
+        <w:pStyle w:val="Compact"/>
+      </w:pPr>
+      <w:r>
+        <w:rPr>
+          <w:iCs/>
+          <w:i/>
+        </w:rPr>
+        <w:t xml:space="preserve">From this role:</w:t>
+      </w:r>
+      <w:r>
+        <w:t xml:space="preserve"> </w:t>
+      </w:r>
+      <w:r>
+        <w:t xml:space="preserve">“</w:t>
+      </w:r>
+      <w:r>
+        <w:t xml:space="preserve">Leading retention on a $40 million renewal book is a direct step up from the renewal work I’ve already been doing.</w:t>
+      </w:r>
+      <w:r>
+        <w:t xml:space="preserve">”</w:t>
+      </w:r>
+    </w:p>
+    <w:p>
+      <w:pPr>
+        <w:pStyle w:val="FirstParagraph"/>
+      </w:pPr>
+      <w:r>
+        <w:rPr>
+          <w:bCs/>
+          <w:b/>
+        </w:rPr>
+        <w:t xml:space="preserve">(c) Combined (under 10 seconds):</w:t>
       </w:r>
     </w:p>
     <w:p>
@@ -629,7 +913,7 @@
         <w:t xml:space="preserve">“</w:t>
       </w:r>
       <w:r>
-        <w:t xml:space="preserve">I was let go as part of a broader restructuring when the company scaled back the enterprise sales org after a soft second half — it wasn’t performance-related, and it’s part of why I’m excited about a role like this one, where the book is stable and growing rather than being cut.</w:t>
+        <w:t xml:space="preserve">My role was eliminated in a reduction in force when the company scaled back its enterprise sales organization. For the past two years I’ve owned the renewals on my five largest accounts, and this role puts that work at the center of the job.</w:t>
       </w:r>
       <w:r>
         <w:t xml:space="preserve">”</w:t>
@@ -644,18 +928,38 @@
           <w:bCs/>
           <w:b/>
         </w:rPr>
-        <w:t xml:space="preserve">Variant 2 (slightly more context, two sentences):</w:t>
-      </w:r>
-    </w:p>
-    <w:p>
-      <w:pPr>
-        <w:pStyle w:val="BlockText"/>
-      </w:pPr>
+        <w:t xml:space="preserve">(d) Likely follow-ups, one-sentence replies</w:t>
+      </w:r>
+      <w:r>
+        <w:t xml:space="preserve"> </w:t>
+      </w:r>
+      <w:r>
+        <w:t xml:space="preserve">(fill in the brackets yourself):</w:t>
+      </w:r>
+    </w:p>
+    <w:p>
+      <w:pPr>
+        <w:numPr>
+          <w:ilvl w:val="0"/>
+          <w:numId w:val="1005"/>
+        </w:numPr>
+        <w:pStyle w:val="Compact"/>
+      </w:pPr>
+      <w:r>
+        <w:rPr>
+          <w:iCs/>
+          <w:i/>
+        </w:rPr>
+        <w:t xml:space="preserve">Why was your role selected?</w:t>
+      </w:r>
+      <w:r>
+        <w:t xml:space="preserve"> </w:t>
+      </w:r>
       <w:r>
         <w:t xml:space="preserve">“</w:t>
       </w:r>
       <w:r>
-        <w:t xml:space="preserve">My role was eliminated in a reduction in force — the company pulled back on enterprise sales headcount after a slower second half, and mine was one of several territories consolidated. I’d rather be somewhere building on a growing book than managing through another round of cuts, which is a big part of why this role caught my attention.</w:t>
+        <w:t xml:space="preserve">It was part of a broader consolidation of [what was consolidated, e.g. territories or teams], and I’m focused now on a role where renewals are the whole job.</w:t>
       </w:r>
       <w:r>
         <w:t xml:space="preserve">”</w:t>
@@ -663,10 +967,206 @@
     </w:p>
     <w:p>
       <w:pPr>
+        <w:numPr>
+          <w:ilvl w:val="0"/>
+          <w:numId w:val="1005"/>
+        </w:numPr>
+        <w:pStyle w:val="Compact"/>
+      </w:pPr>
+      <w:r>
+        <w:rPr>
+          <w:iCs/>
+          <w:i/>
+        </w:rPr>
+        <w:t xml:space="preserve">Were you offered another role internally?</w:t>
+      </w:r>
+      <w:r>
+        <w:t xml:space="preserve"> </w:t>
+      </w:r>
+      <w:r>
+        <w:t xml:space="preserve">“</w:t>
+      </w:r>
+      <w:r>
+        <w:t xml:space="preserve">[Yes, describe it / No, there wasn’t a comparable role], so I’m putting my energy into finding the right next step.</w:t>
+      </w:r>
+      <w:r>
+        <w:t xml:space="preserve">”</w:t>
+      </w:r>
+    </w:p>
+    <w:p>
+      <w:pPr>
+        <w:numPr>
+          <w:ilvl w:val="0"/>
+          <w:numId w:val="1005"/>
+        </w:numPr>
+        <w:pStyle w:val="Compact"/>
+      </w:pPr>
+      <w:r>
+        <w:rPr>
+          <w:iCs/>
+          <w:i/>
+        </w:rPr>
+        <w:t xml:space="preserve">How long have you been looking?</w:t>
+      </w:r>
+      <w:r>
+        <w:t xml:space="preserve"> </w:t>
+      </w:r>
+      <w:r>
+        <w:t xml:space="preserve">“</w:t>
+      </w:r>
+      <w:r>
+        <w:t xml:space="preserve">Since [month], and I’ve been selective about roles where I’d own retention, like this one.</w:t>
+      </w:r>
+      <w:r>
+        <w:t xml:space="preserve">”</w:t>
+      </w:r>
+    </w:p>
+    <w:p>
+      <w:pPr>
+        <w:numPr>
+          <w:ilvl w:val="0"/>
+          <w:numId w:val="1005"/>
+        </w:numPr>
+        <w:pStyle w:val="Compact"/>
+      </w:pPr>
+      <w:r>
+        <w:rPr>
+          <w:iCs/>
+          <w:i/>
+        </w:rPr>
+        <w:t xml:space="preserve">What have you been doing since?</w:t>
+      </w:r>
+      <w:r>
+        <w:t xml:space="preserve"> </w:t>
+      </w:r>
+      <w:r>
+        <w:t xml:space="preserve">“</w:t>
+      </w:r>
+      <w:r>
+        <w:t xml:space="preserve">[What you’ve actually been doing], while focusing my search on customer success leadership.</w:t>
+      </w:r>
+      <w:r>
+        <w:t xml:space="preserve">”</w:t>
+      </w:r>
+    </w:p>
+    <w:p>
+      <w:pPr>
+        <w:numPr>
+          <w:ilvl w:val="0"/>
+          <w:numId w:val="1005"/>
+        </w:numPr>
+        <w:pStyle w:val="Compact"/>
+      </w:pPr>
+      <w:r>
+        <w:rPr>
+          <w:iCs/>
+          <w:i/>
+        </w:rPr>
+        <w:t xml:space="preserve">Were others affected?</w:t>
+      </w:r>
+      <w:r>
+        <w:t xml:space="preserve"> </w:t>
+      </w:r>
+      <w:r>
+        <w:t xml:space="preserve">“</w:t>
+      </w:r>
+      <w:r>
+        <w:t xml:space="preserve">Yes, [roughly how many roles or which teams], and I’m looking forward to building on a growing book here.</w:t>
+      </w:r>
+      <w:r>
+        <w:t xml:space="preserve">”</w:t>
+      </w:r>
+    </w:p>
+    <w:p>
+      <w:pPr>
+        <w:numPr>
+          <w:ilvl w:val="0"/>
+          <w:numId w:val="1005"/>
+        </w:numPr>
+        <w:pStyle w:val="Compact"/>
+      </w:pPr>
+      <w:r>
+        <w:rPr>
+          <w:iCs/>
+          <w:i/>
+        </w:rPr>
+        <w:t xml:space="preserve">Would you go back?</w:t>
+      </w:r>
+      <w:r>
+        <w:t xml:space="preserve"> </w:t>
+      </w:r>
+      <w:r>
+        <w:t xml:space="preserve">“</w:t>
+      </w:r>
+      <w:r>
+        <w:t xml:space="preserve">[Your honest answer], but a role like this, where renewal ownership is the core of the job, is where I want to be.</w:t>
+      </w:r>
+      <w:r>
+        <w:t xml:space="preserve">”</w:t>
+      </w:r>
+    </w:p>
+    <w:p>
+      <w:pPr>
+        <w:numPr>
+          <w:ilvl w:val="0"/>
+          <w:numId w:val="1005"/>
+        </w:numPr>
+        <w:pStyle w:val="Compact"/>
+      </w:pPr>
+      <w:r>
+        <w:rPr>
+          <w:iCs/>
+          <w:i/>
+        </w:rPr>
+        <w:t xml:space="preserve">Can we talk to a reference from there?</w:t>
+      </w:r>
+      <w:r>
+        <w:t xml:space="preserve"> </w:t>
+      </w:r>
+      <w:r>
+        <w:t xml:space="preserve">“</w:t>
+      </w:r>
+      <w:r>
+        <w:t xml:space="preserve">Yes, [name, title] worked with me on my top accounts and can speak to my renewal work.</w:t>
+      </w:r>
+      <w:r>
+        <w:t xml:space="preserve">”</w:t>
+      </w:r>
+    </w:p>
+    <w:p>
+      <w:pPr>
         <w:pStyle w:val="FirstParagraph"/>
       </w:pPr>
       <w:r>
-        <w:t xml:space="preserve">Both stay factual and forward-looking, name the cause plainly (a business-driven RIF, not a performance issue) without over-explaining it, and use the second sentence to pivot straight into genuine interest in the role rather than dwelling on the layoff itself.</w:t>
+        <w:rPr>
+          <w:bCs/>
+          <w:b/>
+        </w:rPr>
+        <w:t xml:space="preserve">(e) Delivery note:</w:t>
+      </w:r>
+      <w:r>
+        <w:t xml:space="preserve"> </w:t>
+      </w:r>
+      <w:r>
+        <w:t xml:space="preserve">say the gap statement neutrally, the way you’d state a job title. Don’t add</w:t>
+      </w:r>
+      <w:r>
+        <w:t xml:space="preserve"> </w:t>
+      </w:r>
+      <w:r>
+        <w:t xml:space="preserve">“</w:t>
+      </w:r>
+      <w:r>
+        <w:t xml:space="preserve">it wasn’t performance-related</w:t>
+      </w:r>
+      <w:r>
+        <w:t xml:space="preserve">”</w:t>
+      </w:r>
+      <w:r>
+        <w:t xml:space="preserve"> </w:t>
+      </w:r>
+      <w:r>
+        <w:t xml:space="preserve">unless someone asks directly; volunteering it sounds defensive. Answer only what’s asked, and stop talking after the pivot.</w:t>
       </w:r>
     </w:p>
     <w:bookmarkEnd w:id="24"/>
@@ -864,17 +1364,29 @@
         </w:rPr>
         <w:t xml:space="preserve">Strengths</w:t>
       </w:r>
-      <w:r>
-        <w:t xml:space="preserve"> </w:t>
-      </w:r>
-      <w:r>
-        <w:t xml:space="preserve">- Enterprise portfolio scale (30 accounts, $4.2M new ARR) that’s directly comparable in shape to a $40M renewal book, just at a different point in scale.</w:t>
-      </w:r>
-      <w:r>
-        <w:t xml:space="preserve"> </w:t>
-      </w:r>
-      <w:r>
-        <w:t xml:space="preserve">- De facto renewal ownership on your top 5 accounts for two years — the closest real-world proof point this posting has for</w:t>
+    </w:p>
+    <w:p>
+      <w:pPr>
+        <w:numPr>
+          <w:ilvl w:val="0"/>
+          <w:numId w:val="1006"/>
+        </w:numPr>
+        <w:pStyle w:val="Compact"/>
+      </w:pPr>
+      <w:r>
+        <w:t xml:space="preserve">Enterprise portfolio scale (30 accounts, $4.2M new ARR) that’s directly comparable in shape to a $40M renewal book, just at a different point in scale.</w:t>
+      </w:r>
+    </w:p>
+    <w:p>
+      <w:pPr>
+        <w:numPr>
+          <w:ilvl w:val="0"/>
+          <w:numId w:val="1006"/>
+        </w:numPr>
+        <w:pStyle w:val="Compact"/>
+      </w:pPr>
+      <w:r>
+        <w:t xml:space="preserve">De facto renewal ownership on your top 5 accounts for two years — the closest real-world proof point this posting has for</w:t>
       </w:r>
       <w:r>
         <w:t xml:space="preserve"> </w:t>
@@ -888,16 +1400,22 @@
       <w:r>
         <w:t xml:space="preserve">”</w:t>
       </w:r>
-      <w:r>
-        <w:t xml:space="preserve"> </w:t>
-      </w:r>
-      <w:r>
-        <w:t xml:space="preserve">- Executive-level relationship building (VP/C-level) — matches the seniority this role’s stakeholder base requires.</w:t>
-      </w:r>
-    </w:p>
-    <w:p>
-      <w:pPr>
-        <w:pStyle w:val="BodyText"/>
+    </w:p>
+    <w:p>
+      <w:pPr>
+        <w:numPr>
+          <w:ilvl w:val="0"/>
+          <w:numId w:val="1006"/>
+        </w:numPr>
+        <w:pStyle w:val="Compact"/>
+      </w:pPr>
+      <w:r>
+        <w:t xml:space="preserve">Executive-level relationship building (VP/C-level) — matches the seniority this role’s stakeholder base requires.</w:t>
+      </w:r>
+    </w:p>
+    <w:p>
+      <w:pPr>
+        <w:pStyle w:val="FirstParagraph"/>
       </w:pPr>
       <w:r>
         <w:rPr>
@@ -906,22 +1424,34 @@
         </w:rPr>
         <w:t xml:space="preserve">Weaknesses</w:t>
       </w:r>
-      <w:r>
-        <w:t xml:space="preserve"> </w:t>
-      </w:r>
-      <w:r>
-        <w:t xml:space="preserve">- No formal people-management experience — the role leads a team of 5, and nothing in your resume shows direct-report authority.</w:t>
-      </w:r>
-      <w:r>
-        <w:t xml:space="preserve"> </w:t>
-      </w:r>
-      <w:r>
-        <w:t xml:space="preserve">- Zero healthcare or regulated-industry exposure, which the posting names as a preference.</w:t>
-      </w:r>
-    </w:p>
-    <w:p>
-      <w:pPr>
-        <w:pStyle w:val="BodyText"/>
+    </w:p>
+    <w:p>
+      <w:pPr>
+        <w:numPr>
+          <w:ilvl w:val="0"/>
+          <w:numId w:val="1007"/>
+        </w:numPr>
+        <w:pStyle w:val="Compact"/>
+      </w:pPr>
+      <w:r>
+        <w:t xml:space="preserve">No formal people-management experience — the role leads a team of 5, and nothing in your resume shows direct-report authority.</w:t>
+      </w:r>
+    </w:p>
+    <w:p>
+      <w:pPr>
+        <w:numPr>
+          <w:ilvl w:val="0"/>
+          <w:numId w:val="1007"/>
+        </w:numPr>
+        <w:pStyle w:val="Compact"/>
+      </w:pPr>
+      <w:r>
+        <w:t xml:space="preserve">Zero healthcare or regulated-industry exposure, which the posting names as a preference.</w:t>
+      </w:r>
+    </w:p>
+    <w:p>
+      <w:pPr>
+        <w:pStyle w:val="FirstParagraph"/>
       </w:pPr>
       <w:r>
         <w:rPr>
@@ -930,15 +1460,15 @@
         </w:rPr>
         <w:t xml:space="preserve">How to address each if it comes up:</w:t>
       </w:r>
-      <w:r>
-        <w:t xml:space="preserve"> </w:t>
-      </w:r>
-      <w:r>
-        <w:t xml:space="preserve">-</w:t>
-      </w:r>
-      <w:r>
-        <w:t xml:space="preserve"> </w:t>
-      </w:r>
+    </w:p>
+    <w:p>
+      <w:pPr>
+        <w:numPr>
+          <w:ilvl w:val="0"/>
+          <w:numId w:val="1008"/>
+        </w:numPr>
+        <w:pStyle w:val="Compact"/>
+      </w:pPr>
       <w:r>
         <w:rPr>
           <w:bCs/>
@@ -952,15 +1482,15 @@
       <w:r>
         <w:t xml:space="preserve">lean on the same disciplined, from-scratch approach that took a territory from $0 to $1.8M ARR — name that you’d apply the same rigor to building trust and process with a new team, while being upfront that the people-management rep itself is new.</w:t>
       </w:r>
-      <w:r>
-        <w:t xml:space="preserve"> </w:t>
-      </w:r>
-      <w:r>
-        <w:t xml:space="preserve">-</w:t>
-      </w:r>
-      <w:r>
-        <w:t xml:space="preserve"> </w:t>
-      </w:r>
+    </w:p>
+    <w:p>
+      <w:pPr>
+        <w:numPr>
+          <w:ilvl w:val="0"/>
+          <w:numId w:val="1008"/>
+        </w:numPr>
+        <w:pStyle w:val="Compact"/>
+      </w:pPr>
       <w:r>
         <w:rPr>
           <w:bCs/>
@@ -977,7 +1507,7 @@
     </w:p>
     <w:p>
       <w:pPr>
-        <w:pStyle w:val="BodyText"/>
+        <w:pStyle w:val="FirstParagraph"/>
       </w:pPr>
       <w:r>
         <w:rPr>
@@ -986,15 +1516,15 @@
         </w:rPr>
         <w:t xml:space="preserve">Opportunities</w:t>
       </w:r>
-      <w:r>
-        <w:t xml:space="preserve"> </w:t>
-      </w:r>
-      <w:r>
-        <w:t xml:space="preserve">-</w:t>
-      </w:r>
-      <w:r>
-        <w:t xml:space="preserve"> </w:t>
-      </w:r>
+    </w:p>
+    <w:p>
+      <w:pPr>
+        <w:numPr>
+          <w:ilvl w:val="0"/>
+          <w:numId w:val="1009"/>
+        </w:numPr>
+        <w:pStyle w:val="Compact"/>
+      </w:pPr>
       <w:r>
         <w:rPr>
           <w:iCs/>
@@ -1005,7 +1535,7 @@
     </w:p>
     <w:p>
       <w:pPr>
-        <w:pStyle w:val="BodyText"/>
+        <w:pStyle w:val="FirstParagraph"/>
       </w:pPr>
       <w:r>
         <w:rPr>
@@ -1014,17 +1544,29 @@
         </w:rPr>
         <w:t xml:space="preserve">Threats</w:t>
       </w:r>
-      <w:r>
-        <w:t xml:space="preserve"> </w:t>
-      </w:r>
-      <w:r>
-        <w:t xml:space="preserve">- The JD explicitly names healthcare/regulated-industry experience as preferred — you don’t have it, and a competing candidate plausibly does.</w:t>
-      </w:r>
-      <w:r>
-        <w:t xml:space="preserve"> </w:t>
-      </w:r>
-      <w:r>
-        <w:t xml:space="preserve">- People leadership is stated as a core requirement of the role (leading a team of 5), not just a preference — this is likely the single hardest gap to talk your way around, not just soften.</w:t>
+    </w:p>
+    <w:p>
+      <w:pPr>
+        <w:numPr>
+          <w:ilvl w:val="0"/>
+          <w:numId w:val="1010"/>
+        </w:numPr>
+        <w:pStyle w:val="Compact"/>
+      </w:pPr>
+      <w:r>
+        <w:t xml:space="preserve">The JD explicitly names healthcare/regulated-industry experience as preferred — you don’t have it, and a competing candidate plausibly does.</w:t>
+      </w:r>
+    </w:p>
+    <w:p>
+      <w:pPr>
+        <w:numPr>
+          <w:ilvl w:val="0"/>
+          <w:numId w:val="1010"/>
+        </w:numPr>
+        <w:pStyle w:val="Compact"/>
+      </w:pPr>
+      <w:r>
+        <w:t xml:space="preserve">People leadership is stated as a core requirement of the role (leading a team of 5), not just a preference — this is likely the single hardest gap to talk your way around, not just soften.</w:t>
       </w:r>
     </w:p>
     <w:bookmarkEnd w:id="27"/>
@@ -1044,41 +1586,77 @@
       <w:r>
         <w:t xml:space="preserve">Tied to Microsoft Teams specifically:</w:t>
       </w:r>
-      <w:r>
-        <w:t xml:space="preserve"> </w:t>
-      </w:r>
-      <w:r>
-        <w:t xml:space="preserve">- Test your Teams audio/video ahead of time — not just a generic mic check, actually open the app and do a real test call.</w:t>
-      </w:r>
-      <w:r>
-        <w:t xml:space="preserve"> </w:t>
-      </w:r>
-      <w:r>
-        <w:t xml:space="preserve">- Check your lighting and background on camera.</w:t>
-      </w:r>
-      <w:r>
-        <w:t xml:space="preserve"> </w:t>
-      </w:r>
-      <w:r>
-        <w:t xml:space="preserve">- Close Slack, email, and any other notification-generating apps before the call starts.</w:t>
-      </w:r>
-      <w:r>
-        <w:t xml:space="preserve"> </w:t>
-      </w:r>
-      <w:r>
-        <w:t xml:space="preserve">- Have a backup dial-in number ready if your calendar invite includes one.</w:t>
-      </w:r>
-      <w:r>
-        <w:t xml:space="preserve"> </w:t>
-      </w:r>
-      <w:r>
-        <w:t xml:space="preserve">- Look at the camera, not the screen, when you’re speaking — it reads as eye contact on the other end.</w:t>
-      </w:r>
-      <w:r>
-        <w:t xml:space="preserve"> </w:t>
-      </w:r>
-      <w:r>
-        <w:t xml:space="preserve">- Keep water nearby.</w:t>
+    </w:p>
+    <w:p>
+      <w:pPr>
+        <w:numPr>
+          <w:ilvl w:val="0"/>
+          <w:numId w:val="1011"/>
+        </w:numPr>
+        <w:pStyle w:val="Compact"/>
+      </w:pPr>
+      <w:r>
+        <w:t xml:space="preserve">Test your Teams audio/video ahead of time — not just a generic mic check, actually open the app and do a real test call.</w:t>
+      </w:r>
+    </w:p>
+    <w:p>
+      <w:pPr>
+        <w:numPr>
+          <w:ilvl w:val="0"/>
+          <w:numId w:val="1011"/>
+        </w:numPr>
+        <w:pStyle w:val="Compact"/>
+      </w:pPr>
+      <w:r>
+        <w:t xml:space="preserve">Check your lighting and background on camera.</w:t>
+      </w:r>
+    </w:p>
+    <w:p>
+      <w:pPr>
+        <w:numPr>
+          <w:ilvl w:val="0"/>
+          <w:numId w:val="1011"/>
+        </w:numPr>
+        <w:pStyle w:val="Compact"/>
+      </w:pPr>
+      <w:r>
+        <w:t xml:space="preserve">Close Slack, email, and any other notification-generating apps before the call starts.</w:t>
+      </w:r>
+    </w:p>
+    <w:p>
+      <w:pPr>
+        <w:numPr>
+          <w:ilvl w:val="0"/>
+          <w:numId w:val="1011"/>
+        </w:numPr>
+        <w:pStyle w:val="Compact"/>
+      </w:pPr>
+      <w:r>
+        <w:t xml:space="preserve">Have a backup dial-in number ready if your calendar invite includes one.</w:t>
+      </w:r>
+    </w:p>
+    <w:p>
+      <w:pPr>
+        <w:numPr>
+          <w:ilvl w:val="0"/>
+          <w:numId w:val="1011"/>
+        </w:numPr>
+        <w:pStyle w:val="Compact"/>
+      </w:pPr>
+      <w:r>
+        <w:t xml:space="preserve">Look at the camera, not the screen, when you’re speaking — it reads as eye contact on the other end.</w:t>
+      </w:r>
+    </w:p>
+    <w:p>
+      <w:pPr>
+        <w:numPr>
+          <w:ilvl w:val="0"/>
+          <w:numId w:val="1011"/>
+        </w:numPr>
+        <w:pStyle w:val="Compact"/>
+      </w:pPr>
+      <w:r>
+        <w:t xml:space="preserve">Keep water nearby.</w:t>
       </w:r>
     </w:p>
     <w:bookmarkEnd w:id="28"/>
@@ -1098,15 +1676,15 @@
       <w:r>
         <w:t xml:space="preserve">A realistic cadence for 60 minutes:</w:t>
       </w:r>
-      <w:r>
-        <w:t xml:space="preserve"> </w:t>
-      </w:r>
-      <w:r>
-        <w:t xml:space="preserve">-</w:t>
-      </w:r>
-      <w:r>
-        <w:t xml:space="preserve"> </w:t>
-      </w:r>
+    </w:p>
+    <w:p>
+      <w:pPr>
+        <w:numPr>
+          <w:ilvl w:val="0"/>
+          <w:numId w:val="1012"/>
+        </w:numPr>
+        <w:pStyle w:val="Compact"/>
+      </w:pPr>
       <w:r>
         <w:rPr>
           <w:bCs/>
@@ -1138,15 +1716,15 @@
       <w:r>
         <w:t xml:space="preserve">here (Section 1).</w:t>
       </w:r>
-      <w:r>
-        <w:t xml:space="preserve"> </w:t>
-      </w:r>
-      <w:r>
-        <w:t xml:space="preserve">-</w:t>
-      </w:r>
-      <w:r>
-        <w:t xml:space="preserve"> </w:t>
-      </w:r>
+    </w:p>
+    <w:p>
+      <w:pPr>
+        <w:numPr>
+          <w:ilvl w:val="0"/>
+          <w:numId w:val="1012"/>
+        </w:numPr>
+        <w:pStyle w:val="Compact"/>
+      </w:pPr>
       <w:r>
         <w:rPr>
           <w:bCs/>
@@ -1160,15 +1738,15 @@
       <w:r>
         <w:t xml:space="preserve">Their questions — the bulk of the call.</w:t>
       </w:r>
-      <w:r>
-        <w:t xml:space="preserve"> </w:t>
-      </w:r>
-      <w:r>
-        <w:t xml:space="preserve">-</w:t>
-      </w:r>
-      <w:r>
-        <w:t xml:space="preserve"> </w:t>
-      </w:r>
+    </w:p>
+    <w:p>
+      <w:pPr>
+        <w:numPr>
+          <w:ilvl w:val="0"/>
+          <w:numId w:val="1012"/>
+        </w:numPr>
+        <w:pStyle w:val="Compact"/>
+      </w:pPr>
       <w:r>
         <w:rPr>
           <w:bCs/>
@@ -1182,15 +1760,15 @@
       <w:r>
         <w:t xml:space="preserve">Your questions (Section 12 below).</w:t>
       </w:r>
-      <w:r>
-        <w:t xml:space="preserve"> </w:t>
-      </w:r>
-      <w:r>
-        <w:t xml:space="preserve">-</w:t>
-      </w:r>
-      <w:r>
-        <w:t xml:space="preserve"> </w:t>
-      </w:r>
+    </w:p>
+    <w:p>
+      <w:pPr>
+        <w:numPr>
+          <w:ilvl w:val="0"/>
+          <w:numId w:val="1012"/>
+        </w:numPr>
+        <w:pStyle w:val="Compact"/>
+      </w:pPr>
       <w:r>
         <w:rPr>
           <w:bCs/>
@@ -1207,7 +1785,7 @@
     </w:p>
     <w:p>
       <w:pPr>
-        <w:pStyle w:val="BodyText"/>
+        <w:pStyle w:val="FirstParagraph"/>
       </w:pPr>
       <w:r>
         <w:t xml:space="preserve">Keep individual answers to 90 seconds–2 minutes unless you’re explicitly asked to go deeper — one long answer can eat a meaningful chunk of a 60-minute call.</w:t>
@@ -1246,15 +1824,15 @@
         </w:rPr>
         <w:t xml:space="preserve">Story 1 — the renewal save (yours, as written)</w:t>
       </w:r>
-      <w:r>
-        <w:t xml:space="preserve"> </w:t>
-      </w:r>
-      <w:r>
-        <w:t xml:space="preserve">-</w:t>
-      </w:r>
-      <w:r>
-        <w:t xml:space="preserve"> </w:t>
-      </w:r>
+    </w:p>
+    <w:p>
+      <w:pPr>
+        <w:numPr>
+          <w:ilvl w:val="0"/>
+          <w:numId w:val="1013"/>
+        </w:numPr>
+        <w:pStyle w:val="Compact"/>
+      </w:pPr>
       <w:r>
         <w:rPr>
           <w:bCs/>
@@ -1268,15 +1846,15 @@
       <w:r>
         <w:t xml:space="preserve">One of your top 5 enterprise accounts had its champion resign abruptly about 10 weeks before a $650K renewal date, with no successor identified on their side.</w:t>
       </w:r>
-      <w:r>
-        <w:t xml:space="preserve"> </w:t>
-      </w:r>
-      <w:r>
-        <w:t xml:space="preserve">-</w:t>
-      </w:r>
-      <w:r>
-        <w:t xml:space="preserve"> </w:t>
-      </w:r>
+    </w:p>
+    <w:p>
+      <w:pPr>
+        <w:numPr>
+          <w:ilvl w:val="0"/>
+          <w:numId w:val="1013"/>
+        </w:numPr>
+        <w:pStyle w:val="Compact"/>
+      </w:pPr>
       <w:r>
         <w:rPr>
           <w:bCs/>
@@ -1290,15 +1868,15 @@
       <w:r>
         <w:t xml:space="preserve">As the person who already owned that relationship day-to-day — despite having no official CSM title — you needed to rebuild the case for renewal with a brand-new decision-maker before the contract lapsed.</w:t>
       </w:r>
-      <w:r>
-        <w:t xml:space="preserve"> </w:t>
-      </w:r>
-      <w:r>
-        <w:t xml:space="preserve">-</w:t>
-      </w:r>
-      <w:r>
-        <w:t xml:space="preserve"> </w:t>
-      </w:r>
+    </w:p>
+    <w:p>
+      <w:pPr>
+        <w:numPr>
+          <w:ilvl w:val="0"/>
+          <w:numId w:val="1013"/>
+        </w:numPr>
+        <w:pStyle w:val="Compact"/>
+      </w:pPr>
       <w:r>
         <w:rPr>
           <w:bCs/>
@@ -1312,15 +1890,15 @@
       <w:r>
         <w:t xml:space="preserve">You mapped out everyone else on the account who’d touched the product, set up intro calls with two stakeholders you already knew from prior QBRs, and put together a short value-recap deck showing adoption and ROI specific to their team.</w:t>
       </w:r>
-      <w:r>
-        <w:t xml:space="preserve"> </w:t>
-      </w:r>
-      <w:r>
-        <w:t xml:space="preserve">-</w:t>
-      </w:r>
-      <w:r>
-        <w:t xml:space="preserve"> </w:t>
-      </w:r>
+    </w:p>
+    <w:p>
+      <w:pPr>
+        <w:numPr>
+          <w:ilvl w:val="0"/>
+          <w:numId w:val="1013"/>
+        </w:numPr>
+        <w:pStyle w:val="Compact"/>
+      </w:pPr>
       <w:r>
         <w:rPr>
           <w:bCs/>
@@ -1334,15 +1912,15 @@
       <w:r>
         <w:t xml:space="preserve">The renewal closed on time at the full $650K with no discount, and the new primary contact became someone you could point to as a reference in later deals.</w:t>
       </w:r>
-      <w:r>
-        <w:t xml:space="preserve"> </w:t>
-      </w:r>
-      <w:r>
-        <w:t xml:space="preserve">-</w:t>
-      </w:r>
-      <w:r>
-        <w:t xml:space="preserve"> </w:t>
-      </w:r>
+    </w:p>
+    <w:p>
+      <w:pPr>
+        <w:numPr>
+          <w:ilvl w:val="0"/>
+          <w:numId w:val="1013"/>
+        </w:numPr>
+        <w:pStyle w:val="Compact"/>
+      </w:pPr>
       <w:r>
         <w:rPr>
           <w:iCs/>
@@ -1359,7 +1937,7 @@
     </w:p>
     <w:p>
       <w:pPr>
-        <w:pStyle w:val="BodyText"/>
+        <w:pStyle w:val="FirstParagraph"/>
       </w:pPr>
       <w:r>
         <w:rPr>
@@ -1368,15 +1946,15 @@
         </w:rPr>
         <w:t xml:space="preserve">Story 2 — balancing new business and renewal risk (yours, as written)</w:t>
       </w:r>
-      <w:r>
-        <w:t xml:space="preserve"> </w:t>
-      </w:r>
-      <w:r>
-        <w:t xml:space="preserve">-</w:t>
-      </w:r>
-      <w:r>
-        <w:t xml:space="preserve"> </w:t>
-      </w:r>
+    </w:p>
+    <w:p>
+      <w:pPr>
+        <w:numPr>
+          <w:ilvl w:val="0"/>
+          <w:numId w:val="1014"/>
+        </w:numPr>
+        <w:pStyle w:val="Compact"/>
+      </w:pPr>
       <w:r>
         <w:rPr>
           <w:bCs/>
@@ -1390,15 +1968,15 @@
       <w:r>
         <w:t xml:space="preserve">In 2025 you were managing a portfolio of 30 enterprise accounts and needed to hit an aggressive new-ARR target while also protecting the renewal base you were informally responsible for.</w:t>
       </w:r>
-      <w:r>
-        <w:t xml:space="preserve"> </w:t>
-      </w:r>
-      <w:r>
-        <w:t xml:space="preserve">-</w:t>
-      </w:r>
-      <w:r>
-        <w:t xml:space="preserve"> </w:t>
-      </w:r>
+    </w:p>
+    <w:p>
+      <w:pPr>
+        <w:numPr>
+          <w:ilvl w:val="0"/>
+          <w:numId w:val="1014"/>
+        </w:numPr>
+        <w:pStyle w:val="Compact"/>
+      </w:pPr>
       <w:r>
         <w:rPr>
           <w:bCs/>
@@ -1412,15 +1990,15 @@
       <w:r>
         <w:t xml:space="preserve">Balance active new-business pursuit with keeping your top 5 renewal relationships healthy, without dropping either.</w:t>
       </w:r>
-      <w:r>
-        <w:t xml:space="preserve"> </w:t>
-      </w:r>
-      <w:r>
-        <w:t xml:space="preserve">-</w:t>
-      </w:r>
-      <w:r>
-        <w:t xml:space="preserve"> </w:t>
-      </w:r>
+    </w:p>
+    <w:p>
+      <w:pPr>
+        <w:numPr>
+          <w:ilvl w:val="0"/>
+          <w:numId w:val="1014"/>
+        </w:numPr>
+        <w:pStyle w:val="Compact"/>
+      </w:pPr>
       <w:r>
         <w:rPr>
           <w:bCs/>
@@ -1434,15 +2012,15 @@
       <w:r>
         <w:t xml:space="preserve">You built a simple weekly cadence — new-logo prospecting time blocked separately from renewal check-ins — and used the existing exec relationships on your top accounts to get early signal on renewal risk instead of finding out at the 11th hour.</w:t>
       </w:r>
-      <w:r>
-        <w:t xml:space="preserve"> </w:t>
-      </w:r>
-      <w:r>
-        <w:t xml:space="preserve">-</w:t>
-      </w:r>
-      <w:r>
-        <w:t xml:space="preserve"> </w:t>
-      </w:r>
+    </w:p>
+    <w:p>
+      <w:pPr>
+        <w:numPr>
+          <w:ilvl w:val="0"/>
+          <w:numId w:val="1014"/>
+        </w:numPr>
+        <w:pStyle w:val="Compact"/>
+      </w:pPr>
       <w:r>
         <w:rPr>
           <w:bCs/>
@@ -1456,15 +2034,15 @@
       <w:r>
         <w:t xml:space="preserve">You closed $4.2M in new ARR for the year while keeping all 5 top-account renewals on track, with none requiring a late-stage discount to save.</w:t>
       </w:r>
-      <w:r>
-        <w:t xml:space="preserve"> </w:t>
-      </w:r>
-      <w:r>
-        <w:t xml:space="preserve">-</w:t>
-      </w:r>
-      <w:r>
-        <w:t xml:space="preserve"> </w:t>
-      </w:r>
+    </w:p>
+    <w:p>
+      <w:pPr>
+        <w:numPr>
+          <w:ilvl w:val="0"/>
+          <w:numId w:val="1014"/>
+        </w:numPr>
+        <w:pStyle w:val="Compact"/>
+      </w:pPr>
       <w:r>
         <w:rPr>
           <w:iCs/>
@@ -1499,7 +2077,7 @@
     </w:p>
     <w:p>
       <w:pPr>
-        <w:pStyle w:val="BodyText"/>
+        <w:pStyle w:val="FirstParagraph"/>
       </w:pPr>
       <w:r>
         <w:rPr>
@@ -1508,11 +2086,17 @@
         </w:rPr>
         <w:t xml:space="preserve">Story 3 — not yet written, pointed to only</w:t>
       </w:r>
-      <w:r>
-        <w:t xml:space="preserve"> </w:t>
-      </w:r>
-      <w:r>
-        <w:t xml:space="preserve">- The strongest remaining resume experience for the executive-relationship and cross-functional questions below is your VP/C-level relationship-building bullet. Structure it yourself with STAR (Situation, Task, Action, Result) — pick a specific moment building trust with a senior stakeholder, ideally one that held up under some kind of pressure or complexity. This isn’t written for you here, since only you know exactly what happened.</w:t>
+    </w:p>
+    <w:p>
+      <w:pPr>
+        <w:numPr>
+          <w:ilvl w:val="0"/>
+          <w:numId w:val="1015"/>
+        </w:numPr>
+        <w:pStyle w:val="Compact"/>
+      </w:pPr>
+      <w:r>
+        <w:t xml:space="preserve">The strongest remaining resume experience for the executive-relationship and cross-functional questions below is your VP/C-level relationship-building bullet. Structure it yourself with STAR (Situation, Task, Action, Result) — pick a specific moment building trust with a senior stakeholder, ideally one that held up under some kind of pressure or complexity. This isn’t written for you here, since only you know exactly what happened.</w:t>
       </w:r>
     </w:p>
     <w:bookmarkEnd w:id="30"/>
@@ -1536,22 +2120,34 @@
         </w:rPr>
         <w:t xml:space="preserve">Behavioral:</w:t>
       </w:r>
-      <w:r>
-        <w:t xml:space="preserve"> </w:t>
-      </w:r>
-      <w:r>
-        <w:t xml:space="preserve">- Tell me about a time you had to manage a difficult renewal conversation.</w:t>
-      </w:r>
-      <w:r>
-        <w:t xml:space="preserve"> </w:t>
-      </w:r>
-      <w:r>
-        <w:t xml:space="preserve">- Describe a situation where you had to build trust with a skeptical executive stakeholder.</w:t>
-      </w:r>
-    </w:p>
-    <w:p>
-      <w:pPr>
-        <w:pStyle w:val="BodyText"/>
+    </w:p>
+    <w:p>
+      <w:pPr>
+        <w:numPr>
+          <w:ilvl w:val="0"/>
+          <w:numId w:val="1016"/>
+        </w:numPr>
+        <w:pStyle w:val="Compact"/>
+      </w:pPr>
+      <w:r>
+        <w:t xml:space="preserve">Tell me about a time you had to manage a difficult renewal conversation.</w:t>
+      </w:r>
+    </w:p>
+    <w:p>
+      <w:pPr>
+        <w:numPr>
+          <w:ilvl w:val="0"/>
+          <w:numId w:val="1016"/>
+        </w:numPr>
+        <w:pStyle w:val="Compact"/>
+      </w:pPr>
+      <w:r>
+        <w:t xml:space="preserve">Describe a situation where you had to build trust with a skeptical executive stakeholder.</w:t>
+      </w:r>
+    </w:p>
+    <w:p>
+      <w:pPr>
+        <w:pStyle w:val="FirstParagraph"/>
       </w:pPr>
       <w:r>
         <w:rPr>
@@ -1560,22 +2156,34 @@
         </w:rPr>
         <w:t xml:space="preserve">Role/technical:</w:t>
       </w:r>
-      <w:r>
-        <w:t xml:space="preserve"> </w:t>
-      </w:r>
-      <w:r>
-        <w:t xml:space="preserve">- How would you approach owning a $40M renewal book with a team of 5, on day one?</w:t>
-      </w:r>
-      <w:r>
-        <w:t xml:space="preserve"> </w:t>
-      </w:r>
-      <w:r>
-        <w:t xml:space="preserve">- Walk me through how you’d balance new-business pressure against renewal risk across a large account portfolio.</w:t>
-      </w:r>
-    </w:p>
-    <w:p>
-      <w:pPr>
-        <w:pStyle w:val="BodyText"/>
+    </w:p>
+    <w:p>
+      <w:pPr>
+        <w:numPr>
+          <w:ilvl w:val="0"/>
+          <w:numId w:val="1017"/>
+        </w:numPr>
+        <w:pStyle w:val="Compact"/>
+      </w:pPr>
+      <w:r>
+        <w:t xml:space="preserve">How would you approach owning a $40M renewal book with a team of 5, on day one?</w:t>
+      </w:r>
+    </w:p>
+    <w:p>
+      <w:pPr>
+        <w:numPr>
+          <w:ilvl w:val="0"/>
+          <w:numId w:val="1017"/>
+        </w:numPr>
+        <w:pStyle w:val="Compact"/>
+      </w:pPr>
+      <w:r>
+        <w:t xml:space="preserve">Walk me through how you’d balance new-business pressure against renewal risk across a large account portfolio.</w:t>
+      </w:r>
+    </w:p>
+    <w:p>
+      <w:pPr>
+        <w:pStyle w:val="FirstParagraph"/>
       </w:pPr>
       <w:r>
         <w:rPr>
@@ -1584,15 +2192,15 @@
         </w:rPr>
         <w:t xml:space="preserve">Culture/values:</w:t>
       </w:r>
-      <w:r>
-        <w:t xml:space="preserve"> </w:t>
-      </w:r>
-      <w:r>
-        <w:t xml:space="preserve">-</w:t>
-      </w:r>
-      <w:r>
-        <w:t xml:space="preserve"> </w:t>
-      </w:r>
+    </w:p>
+    <w:p>
+      <w:pPr>
+        <w:numPr>
+          <w:ilvl w:val="0"/>
+          <w:numId w:val="1018"/>
+        </w:numPr>
+        <w:pStyle w:val="Compact"/>
+      </w:pPr>
       <w:r>
         <w:rPr>
           <w:iCs/>
@@ -1603,7 +2211,7 @@
     </w:p>
     <w:p>
       <w:pPr>
-        <w:pStyle w:val="BodyText"/>
+        <w:pStyle w:val="FirstParagraph"/>
       </w:pPr>
       <w:r>
         <w:rPr>
@@ -1618,17 +2226,29 @@
       <w:r>
         <w:t xml:space="preserve">(arising directly from Section 3):</w:t>
       </w:r>
-      <w:r>
-        <w:t xml:space="preserve"> </w:t>
-      </w:r>
-      <w:r>
-        <w:t xml:space="preserve">- You’ve never formally managed a team — how are you thinking about that transition?</w:t>
-      </w:r>
-      <w:r>
-        <w:t xml:space="preserve"> </w:t>
-      </w:r>
-      <w:r>
-        <w:t xml:space="preserve">- This role sits in healthcare specifically — what’s your plan for getting up to speed on the industry?</w:t>
+    </w:p>
+    <w:p>
+      <w:pPr>
+        <w:numPr>
+          <w:ilvl w:val="0"/>
+          <w:numId w:val="1019"/>
+        </w:numPr>
+        <w:pStyle w:val="Compact"/>
+      </w:pPr>
+      <w:r>
+        <w:t xml:space="preserve">You’ve never formally managed a team — how are you thinking about that transition?</w:t>
+      </w:r>
+    </w:p>
+    <w:p>
+      <w:pPr>
+        <w:numPr>
+          <w:ilvl w:val="0"/>
+          <w:numId w:val="1019"/>
+        </w:numPr>
+        <w:pStyle w:val="Compact"/>
+      </w:pPr>
+      <w:r>
+        <w:t xml:space="preserve">This role sits in healthcare specifically — what’s your plan for getting up to speed on the industry?</w:t>
       </w:r>
     </w:p>
     <w:bookmarkEnd w:id="31"/>
@@ -1645,7 +2265,7 @@
       <w:pPr>
         <w:numPr>
           <w:ilvl w:val="0"/>
-          <w:numId w:val="1001"/>
+          <w:numId w:val="1020"/>
         </w:numPr>
         <w:pStyle w:val="Compact"/>
       </w:pPr>
@@ -1657,7 +2277,7 @@
       <w:pPr>
         <w:numPr>
           <w:ilvl w:val="0"/>
-          <w:numId w:val="1001"/>
+          <w:numId w:val="1020"/>
         </w:numPr>
         <w:pStyle w:val="Compact"/>
       </w:pPr>
@@ -1669,7 +2289,7 @@
       <w:pPr>
         <w:numPr>
           <w:ilvl w:val="0"/>
-          <w:numId w:val="1001"/>
+          <w:numId w:val="1020"/>
         </w:numPr>
         <w:pStyle w:val="Compact"/>
       </w:pPr>
@@ -1681,7 +2301,7 @@
       <w:pPr>
         <w:numPr>
           <w:ilvl w:val="0"/>
-          <w:numId w:val="1001"/>
+          <w:numId w:val="1020"/>
         </w:numPr>
         <w:pStyle w:val="Compact"/>
       </w:pPr>
@@ -1703,7 +2323,7 @@
       <w:pPr>
         <w:numPr>
           <w:ilvl w:val="0"/>
-          <w:numId w:val="1002"/>
+          <w:numId w:val="1021"/>
         </w:numPr>
         <w:pStyle w:val="Compact"/>
       </w:pPr>
@@ -1715,7 +2335,7 @@
       <w:pPr>
         <w:numPr>
           <w:ilvl w:val="0"/>
-          <w:numId w:val="1002"/>
+          <w:numId w:val="1021"/>
         </w:numPr>
         <w:pStyle w:val="Compact"/>
       </w:pPr>
@@ -1727,7 +2347,7 @@
       <w:pPr>
         <w:numPr>
           <w:ilvl w:val="0"/>
-          <w:numId w:val="1002"/>
+          <w:numId w:val="1021"/>
         </w:numPr>
         <w:pStyle w:val="Compact"/>
       </w:pPr>
@@ -1962,6 +2582,91 @@
       </w:pPr>
     </w:lvl>
   </w:abstractNum>
+  <w:abstractNum w:abstractNumId="99411">
+    <w:nsid w:val="A99411"/>
+    <w:multiLevelType w:val="multilevel"/>
+    <w:lvl w:ilvl="0">
+      <w:start w:val="1"/>
+      <w:numFmt w:val="decimal"/>
+      <w:lvlText w:val="%1."/>
+      <w:lvlJc w:val="left"/>
+      <w:pPr>
+        <w:ind w:left="720" w:hanging="480"/>
+      </w:pPr>
+    </w:lvl>
+    <w:lvl w:ilvl="1">
+      <w:start w:val="1"/>
+      <w:numFmt w:val="decimal"/>
+      <w:lvlText w:val="%2."/>
+      <w:lvlJc w:val="left"/>
+      <w:pPr>
+        <w:ind w:left="1440" w:hanging="480"/>
+      </w:pPr>
+    </w:lvl>
+    <w:lvl w:ilvl="2">
+      <w:start w:val="1"/>
+      <w:numFmt w:val="decimal"/>
+      <w:lvlText w:val="%3."/>
+      <w:lvlJc w:val="left"/>
+      <w:pPr>
+        <w:ind w:left="2160" w:hanging="480"/>
+      </w:pPr>
+    </w:lvl>
+    <w:lvl w:ilvl="3">
+      <w:start w:val="1"/>
+      <w:numFmt w:val="decimal"/>
+      <w:lvlText w:val="%4."/>
+      <w:lvlJc w:val="left"/>
+      <w:pPr>
+        <w:ind w:left="2880" w:hanging="480"/>
+      </w:pPr>
+    </w:lvl>
+    <w:lvl w:ilvl="4">
+      <w:start w:val="1"/>
+      <w:numFmt w:val="decimal"/>
+      <w:lvlText w:val="%5."/>
+      <w:lvlJc w:val="left"/>
+      <w:pPr>
+        <w:ind w:left="3600" w:hanging="480"/>
+      </w:pPr>
+    </w:lvl>
+    <w:lvl w:ilvl="5">
+      <w:start w:val="1"/>
+      <w:numFmt w:val="decimal"/>
+      <w:lvlText w:val="%6."/>
+      <w:lvlJc w:val="left"/>
+      <w:pPr>
+        <w:ind w:left="4320" w:hanging="480"/>
+      </w:pPr>
+    </w:lvl>
+    <w:lvl w:ilvl="6">
+      <w:start w:val="1"/>
+      <w:numFmt w:val="decimal"/>
+      <w:lvlText w:val="%7."/>
+      <w:lvlJc w:val="left"/>
+      <w:pPr>
+        <w:ind w:left="5040" w:hanging="480"/>
+      </w:pPr>
+    </w:lvl>
+    <w:lvl w:ilvl="7">
+      <w:start w:val="1"/>
+      <w:numFmt w:val="decimal"/>
+      <w:lvlText w:val="%8."/>
+      <w:lvlJc w:val="left"/>
+      <w:pPr>
+        <w:ind w:left="5760" w:hanging="480"/>
+      </w:pPr>
+    </w:lvl>
+    <w:lvl w:ilvl="8">
+      <w:start w:val="1"/>
+      <w:numFmt w:val="decimal"/>
+      <w:lvlText w:val="%9."/>
+      <w:lvlJc w:val="left"/>
+      <w:pPr>
+        <w:ind w:left="6480" w:hanging="480"/>
+      </w:pPr>
+    </w:lvl>
+  </w:abstractNum>
   <w:num w:numId="1000">
     <w:abstractNumId w:val="990"/>
   </w:num>
@@ -1969,6 +2674,117 @@
     <w:abstractNumId w:val="991"/>
   </w:num>
   <w:num w:numId="1002">
+    <w:abstractNumId w:val="991"/>
+  </w:num>
+  <w:num w:numId="1003">
+    <w:abstractNumId w:val="99411"/>
+    <w:lvlOverride w:ilvl="0">
+      <w:startOverride w:val="1"/>
+    </w:lvlOverride>
+    <w:lvlOverride w:ilvl="1">
+      <w:startOverride w:val="1"/>
+    </w:lvlOverride>
+    <w:lvlOverride w:ilvl="2">
+      <w:startOverride w:val="1"/>
+    </w:lvlOverride>
+    <w:lvlOverride w:ilvl="3">
+      <w:startOverride w:val="1"/>
+    </w:lvlOverride>
+    <w:lvlOverride w:ilvl="4">
+      <w:startOverride w:val="1"/>
+    </w:lvlOverride>
+    <w:lvlOverride w:ilvl="5">
+      <w:startOverride w:val="1"/>
+    </w:lvlOverride>
+    <w:lvlOverride w:ilvl="6">
+      <w:startOverride w:val="1"/>
+    </w:lvlOverride>
+    <w:lvlOverride w:ilvl="7">
+      <w:startOverride w:val="1"/>
+    </w:lvlOverride>
+    <w:lvlOverride w:ilvl="8">
+      <w:startOverride w:val="1"/>
+    </w:lvlOverride>
+  </w:num>
+  <w:num w:numId="1004">
+    <w:abstractNumId w:val="99411"/>
+    <w:lvlOverride w:ilvl="0">
+      <w:startOverride w:val="1"/>
+    </w:lvlOverride>
+    <w:lvlOverride w:ilvl="1">
+      <w:startOverride w:val="1"/>
+    </w:lvlOverride>
+    <w:lvlOverride w:ilvl="2">
+      <w:startOverride w:val="1"/>
+    </w:lvlOverride>
+    <w:lvlOverride w:ilvl="3">
+      <w:startOverride w:val="1"/>
+    </w:lvlOverride>
+    <w:lvlOverride w:ilvl="4">
+      <w:startOverride w:val="1"/>
+    </w:lvlOverride>
+    <w:lvlOverride w:ilvl="5">
+      <w:startOverride w:val="1"/>
+    </w:lvlOverride>
+    <w:lvlOverride w:ilvl="6">
+      <w:startOverride w:val="1"/>
+    </w:lvlOverride>
+    <w:lvlOverride w:ilvl="7">
+      <w:startOverride w:val="1"/>
+    </w:lvlOverride>
+    <w:lvlOverride w:ilvl="8">
+      <w:startOverride w:val="1"/>
+    </w:lvlOverride>
+  </w:num>
+  <w:num w:numId="1005">
+    <w:abstractNumId w:val="991"/>
+  </w:num>
+  <w:num w:numId="1006">
+    <w:abstractNumId w:val="991"/>
+  </w:num>
+  <w:num w:numId="1007">
+    <w:abstractNumId w:val="991"/>
+  </w:num>
+  <w:num w:numId="1008">
+    <w:abstractNumId w:val="991"/>
+  </w:num>
+  <w:num w:numId="1009">
+    <w:abstractNumId w:val="991"/>
+  </w:num>
+  <w:num w:numId="1010">
+    <w:abstractNumId w:val="991"/>
+  </w:num>
+  <w:num w:numId="1011">
+    <w:abstractNumId w:val="991"/>
+  </w:num>
+  <w:num w:numId="1012">
+    <w:abstractNumId w:val="991"/>
+  </w:num>
+  <w:num w:numId="1013">
+    <w:abstractNumId w:val="991"/>
+  </w:num>
+  <w:num w:numId="1014">
+    <w:abstractNumId w:val="991"/>
+  </w:num>
+  <w:num w:numId="1015">
+    <w:abstractNumId w:val="991"/>
+  </w:num>
+  <w:num w:numId="1016">
+    <w:abstractNumId w:val="991"/>
+  </w:num>
+  <w:num w:numId="1017">
+    <w:abstractNumId w:val="991"/>
+  </w:num>
+  <w:num w:numId="1018">
+    <w:abstractNumId w:val="991"/>
+  </w:num>
+  <w:num w:numId="1019">
+    <w:abstractNumId w:val="991"/>
+  </w:num>
+  <w:num w:numId="1020">
+    <w:abstractNumId w:val="991"/>
+  </w:num>
+  <w:num w:numId="1021">
     <w:abstractNumId w:val="991"/>
   </w:num>
 </w:numbering>
